--- a/sem6/ai/project/M_Abdul_Rafay-Fl23791-Final_Project.docx
+++ b/sem6/ai/project/M_Abdul_Rafay-Fl23791-Final_Project.docx
@@ -167,6 +167,8 @@
         <w:jc w:val="both"/>
         <w:rPr>
           <w:rFonts w:ascii="Times New Roman" w:hAnsi="Times New Roman"/>
+          <w:sz w:val="32"/>
+          <w:szCs w:val="32"/>
         </w:rPr>
       </w:pPr>
       <w:r>
@@ -187,31 +189,279 @@
           <w:sz w:val="32"/>
           <w:szCs w:val="32"/>
         </w:rPr>
+        <w:t xml:space="preserve">   </w:t>
+      </w:r>
+      <w:r>
+        <w:rPr>
+          <w:rFonts w:ascii="Times New Roman" w:hAnsi="Times New Roman"/>
+          <w:sz w:val="32"/>
+          <w:szCs w:val="32"/>
+        </w:rPr>
         <w:t xml:space="preserve">M </w:t>
       </w:r>
+      <w:r>
+        <w:rPr>
+          <w:rFonts w:ascii="Times New Roman" w:hAnsi="Times New Roman"/>
+          <w:sz w:val="32"/>
+          <w:szCs w:val="32"/>
+        </w:rPr>
+        <w:t>Abdul Rafay</w:t>
+      </w:r>
+      <w:r>
+        <w:rPr>
+          <w:rFonts w:ascii="Times New Roman" w:hAnsi="Times New Roman"/>
+          <w:sz w:val="32"/>
+          <w:szCs w:val="32"/>
+        </w:rPr>
+        <w:t xml:space="preserve"> </w:t>
+      </w:r>
+      <w:proofErr w:type="gramStart"/>
+      <w:r>
+        <w:rPr>
+          <w:rFonts w:ascii="Times New Roman" w:hAnsi="Times New Roman"/>
+          <w:sz w:val="32"/>
+          <w:szCs w:val="32"/>
+        </w:rPr>
+        <w:t>( FL23791 )</w:t>
+      </w:r>
+      <w:proofErr w:type="gramEnd"/>
+    </w:p>
+    <w:p>
+      <w:pPr>
+        <w:spacing w:line="360" w:lineRule="auto"/>
+        <w:jc w:val="both"/>
+        <w:rPr>
+          <w:rFonts w:ascii="Times New Roman" w:hAnsi="Times New Roman"/>
+          <w:sz w:val="32"/>
+          <w:szCs w:val="32"/>
+        </w:rPr>
+      </w:pPr>
+      <w:r>
+        <w:rPr>
+          <w:rFonts w:ascii="Times New Roman" w:hAnsi="Times New Roman"/>
+          <w:sz w:val="32"/>
+          <w:szCs w:val="32"/>
+        </w:rPr>
+        <w:tab/>
+      </w:r>
+      <w:r>
+        <w:rPr>
+          <w:rFonts w:ascii="Times New Roman" w:hAnsi="Times New Roman"/>
+          <w:sz w:val="32"/>
+          <w:szCs w:val="32"/>
+        </w:rPr>
+        <w:tab/>
+        <w:t xml:space="preserve">M Usman Tanveer </w:t>
+      </w:r>
+      <w:proofErr w:type="gramStart"/>
+      <w:r>
+        <w:rPr>
+          <w:rFonts w:ascii="Times New Roman" w:hAnsi="Times New Roman"/>
+          <w:sz w:val="32"/>
+          <w:szCs w:val="32"/>
+        </w:rPr>
+        <w:t>( FL238</w:t>
+      </w:r>
+      <w:r>
+        <w:rPr>
+          <w:rFonts w:ascii="Times New Roman" w:hAnsi="Times New Roman"/>
+          <w:sz w:val="32"/>
+          <w:szCs w:val="32"/>
+        </w:rPr>
+        <w:t xml:space="preserve">48 </w:t>
+      </w:r>
+      <w:r>
+        <w:rPr>
+          <w:rFonts w:ascii="Times New Roman" w:hAnsi="Times New Roman"/>
+          <w:sz w:val="32"/>
+          <w:szCs w:val="32"/>
+        </w:rPr>
+        <w:t>)</w:t>
+      </w:r>
+      <w:proofErr w:type="gramEnd"/>
+    </w:p>
+    <w:p>
+      <w:pPr>
+        <w:spacing w:line="360" w:lineRule="auto"/>
+        <w:jc w:val="both"/>
+        <w:rPr>
+          <w:rFonts w:ascii="Times New Roman" w:hAnsi="Times New Roman"/>
+          <w:sz w:val="32"/>
+          <w:szCs w:val="32"/>
+        </w:rPr>
+      </w:pPr>
+      <w:r>
+        <w:rPr>
+          <w:rFonts w:ascii="Times New Roman" w:hAnsi="Times New Roman"/>
+          <w:sz w:val="32"/>
+          <w:szCs w:val="32"/>
+        </w:rPr>
+        <w:tab/>
+      </w:r>
+      <w:r>
+        <w:rPr>
+          <w:rFonts w:ascii="Times New Roman" w:hAnsi="Times New Roman"/>
+          <w:sz w:val="32"/>
+          <w:szCs w:val="32"/>
+        </w:rPr>
+        <w:tab/>
+      </w:r>
+      <w:r>
+        <w:rPr>
+          <w:rFonts w:ascii="Times New Roman" w:hAnsi="Times New Roman"/>
+          <w:sz w:val="32"/>
+          <w:szCs w:val="32"/>
+        </w:rPr>
+        <w:t>E</w:t>
+      </w:r>
+      <w:r>
+        <w:rPr>
+          <w:rFonts w:ascii="Times New Roman" w:hAnsi="Times New Roman"/>
+          <w:sz w:val="32"/>
+          <w:szCs w:val="32"/>
+        </w:rPr>
+        <w:t xml:space="preserve">lisha Abbasi </w:t>
+      </w:r>
+      <w:proofErr w:type="gramStart"/>
+      <w:r>
+        <w:rPr>
+          <w:rFonts w:ascii="Times New Roman" w:hAnsi="Times New Roman"/>
+          <w:sz w:val="32"/>
+          <w:szCs w:val="32"/>
+        </w:rPr>
+        <w:t>( SP23606 )</w:t>
+      </w:r>
+      <w:proofErr w:type="gramEnd"/>
+    </w:p>
+    <w:p>
+      <w:pPr>
+        <w:spacing w:line="360" w:lineRule="auto"/>
+        <w:jc w:val="both"/>
+        <w:rPr>
+          <w:rFonts w:ascii="Times New Roman" w:hAnsi="Times New Roman"/>
+        </w:rPr>
+      </w:pPr>
+      <w:r>
+        <w:rPr>
+          <w:rFonts w:ascii="Times New Roman" w:hAnsi="Times New Roman"/>
+          <w:sz w:val="32"/>
+          <w:szCs w:val="32"/>
+        </w:rPr>
+        <w:tab/>
+      </w:r>
+      <w:r>
+        <w:rPr>
+          <w:rFonts w:ascii="Times New Roman" w:hAnsi="Times New Roman"/>
+          <w:sz w:val="32"/>
+          <w:szCs w:val="32"/>
+        </w:rPr>
+        <w:tab/>
+      </w:r>
+      <w:proofErr w:type="spellStart"/>
+      <w:r>
+        <w:rPr>
+          <w:rFonts w:ascii="Times New Roman" w:hAnsi="Times New Roman"/>
+          <w:sz w:val="32"/>
+          <w:szCs w:val="32"/>
+        </w:rPr>
+        <w:t>Zulkifal</w:t>
+      </w:r>
+      <w:proofErr w:type="spellEnd"/>
+      <w:r>
+        <w:rPr>
+          <w:rFonts w:ascii="Times New Roman" w:hAnsi="Times New Roman"/>
+          <w:sz w:val="32"/>
+          <w:szCs w:val="32"/>
+        </w:rPr>
+        <w:t xml:space="preserve"> </w:t>
+      </w:r>
+      <w:proofErr w:type="gramStart"/>
+      <w:r>
+        <w:rPr>
+          <w:rFonts w:ascii="Times New Roman" w:hAnsi="Times New Roman"/>
+          <w:sz w:val="32"/>
+          <w:szCs w:val="32"/>
+        </w:rPr>
+        <w:t>( SP23660 )</w:t>
+      </w:r>
+      <w:proofErr w:type="gramEnd"/>
+      <w:r>
+        <w:rPr>
+          <w:rFonts w:ascii="Times New Roman" w:hAnsi="Times New Roman"/>
+          <w:sz w:val="32"/>
+          <w:szCs w:val="32"/>
+        </w:rPr>
+        <w:t xml:space="preserve"> </w:t>
+      </w:r>
+      <w:r>
+        <w:rPr>
+          <w:rFonts w:ascii="Times New Roman" w:hAnsi="Times New Roman"/>
+          <w:sz w:val="32"/>
+          <w:szCs w:val="32"/>
+        </w:rPr>
+        <w:t xml:space="preserve"> </w:t>
+      </w:r>
+      <w:r>
+        <w:rPr>
+          <w:rFonts w:ascii="Times New Roman" w:hAnsi="Times New Roman"/>
+        </w:rPr>
+        <w:t xml:space="preserve">     </w:t>
+      </w:r>
+    </w:p>
+    <w:p>
+      <w:pPr>
+        <w:spacing w:line="360" w:lineRule="auto"/>
+        <w:jc w:val="both"/>
+        <w:rPr>
+          <w:rFonts w:ascii="Times New Roman" w:hAnsi="Times New Roman"/>
+          <w:sz w:val="20"/>
+          <w:szCs w:val="20"/>
+        </w:rPr>
+      </w:pPr>
       <w:r>
         <w:rPr>
           <w:rFonts w:ascii="Times New Roman" w:hAnsi="Times New Roman"/>
           <w:b/>
           <w:bCs/>
-          <w:sz w:val="32"/>
-          <w:szCs w:val="32"/>
-        </w:rPr>
-        <w:t xml:space="preserve">Abdul Rafay </w:t>
-      </w:r>
-      <w:r>
-        <w:rPr>
-          <w:rFonts w:ascii="Times New Roman" w:hAnsi="Times New Roman"/>
-        </w:rPr>
-        <w:t xml:space="preserve">     </w:t>
-      </w:r>
-    </w:p>
-    <w:p>
-      <w:pPr>
-        <w:spacing w:line="360" w:lineRule="auto"/>
-        <w:jc w:val="both"/>
-        <w:rPr>
-          <w:rFonts w:ascii="Times New Roman" w:hAnsi="Times New Roman"/>
+          <w:sz w:val="28"/>
+          <w:szCs w:val="28"/>
+        </w:rPr>
+        <w:t>PROGRAM:</w:t>
+      </w:r>
+      <w:r>
+        <w:rPr>
+          <w:rFonts w:ascii="Times New Roman" w:hAnsi="Times New Roman"/>
+          <w:sz w:val="28"/>
+          <w:szCs w:val="28"/>
+        </w:rPr>
+        <w:t xml:space="preserve"> BSSE (6</w:t>
+      </w:r>
+      <w:r>
+        <w:rPr>
+          <w:rFonts w:ascii="Times New Roman" w:hAnsi="Times New Roman"/>
+          <w:sz w:val="28"/>
+          <w:szCs w:val="28"/>
+          <w:vertAlign w:val="superscript"/>
+        </w:rPr>
+        <w:t>th</w:t>
+      </w:r>
+      <w:r>
+        <w:rPr>
+          <w:rFonts w:ascii="Times New Roman" w:hAnsi="Times New Roman"/>
+          <w:sz w:val="28"/>
+          <w:szCs w:val="28"/>
+        </w:rPr>
+        <w:t xml:space="preserve"> Semester)</w:t>
+      </w:r>
+    </w:p>
+    <w:p>
+      <w:pPr>
+        <w:spacing w:line="360" w:lineRule="auto"/>
+        <w:jc w:val="both"/>
+        <w:rPr>
+          <w:rFonts w:ascii="Times New Roman" w:hAnsi="Times New Roman"/>
+          <w:sz w:val="20"/>
+          <w:szCs w:val="20"/>
         </w:rPr>
       </w:pPr>
       <w:r>
@@ -219,26 +469,28 @@
           <w:rFonts w:ascii="Times New Roman" w:hAnsi="Times New Roman"/>
           <w:b/>
           <w:bCs/>
-          <w:sz w:val="32"/>
-          <w:szCs w:val="32"/>
-        </w:rPr>
-        <w:t>ROLL NO:</w:t>
-      </w:r>
-      <w:r>
-        <w:rPr>
-          <w:rFonts w:ascii="Times New Roman" w:hAnsi="Times New Roman"/>
-          <w:sz w:val="32"/>
-          <w:szCs w:val="32"/>
-        </w:rPr>
-        <w:t xml:space="preserve"> FL23791</w:t>
-      </w:r>
-    </w:p>
-    <w:p>
-      <w:pPr>
-        <w:spacing w:line="360" w:lineRule="auto"/>
-        <w:jc w:val="both"/>
-        <w:rPr>
-          <w:rFonts w:ascii="Times New Roman" w:hAnsi="Times New Roman"/>
+          <w:sz w:val="28"/>
+          <w:szCs w:val="28"/>
+        </w:rPr>
+        <w:t>COURSE:</w:t>
+      </w:r>
+      <w:r>
+        <w:rPr>
+          <w:rFonts w:ascii="Times New Roman" w:hAnsi="Times New Roman"/>
+          <w:sz w:val="28"/>
+          <w:szCs w:val="28"/>
+        </w:rPr>
+        <w:t xml:space="preserve"> Artificial Intelligence</w:t>
+      </w:r>
+    </w:p>
+    <w:p>
+      <w:pPr>
+        <w:spacing w:line="360" w:lineRule="auto"/>
+        <w:jc w:val="both"/>
+        <w:rPr>
+          <w:rFonts w:ascii="Times New Roman" w:hAnsi="Times New Roman"/>
+          <w:sz w:val="20"/>
+          <w:szCs w:val="20"/>
         </w:rPr>
       </w:pPr>
       <w:r>
@@ -246,99 +498,19 @@
           <w:rFonts w:ascii="Times New Roman" w:hAnsi="Times New Roman"/>
           <w:b/>
           <w:bCs/>
-          <w:sz w:val="32"/>
-          <w:szCs w:val="32"/>
-        </w:rPr>
-        <w:t>PROGRAM:</w:t>
-      </w:r>
-      <w:r>
-        <w:rPr>
-          <w:rFonts w:ascii="Times New Roman" w:hAnsi="Times New Roman"/>
-          <w:sz w:val="32"/>
-          <w:szCs w:val="32"/>
-        </w:rPr>
-        <w:t xml:space="preserve"> BSSE (6</w:t>
-      </w:r>
-      <w:r>
-        <w:rPr>
-          <w:rFonts w:ascii="Times New Roman" w:hAnsi="Times New Roman"/>
-          <w:sz w:val="32"/>
-          <w:szCs w:val="32"/>
-          <w:vertAlign w:val="superscript"/>
-        </w:rPr>
-        <w:t>th</w:t>
-      </w:r>
-      <w:r>
-        <w:rPr>
-          <w:rFonts w:ascii="Times New Roman" w:hAnsi="Times New Roman"/>
-          <w:sz w:val="32"/>
-          <w:szCs w:val="32"/>
-        </w:rPr>
-        <w:t xml:space="preserve"> Semester)</w:t>
-      </w:r>
-    </w:p>
-    <w:p>
-      <w:pPr>
-        <w:spacing w:line="360" w:lineRule="auto"/>
-        <w:jc w:val="both"/>
-        <w:rPr>
-          <w:rFonts w:ascii="Times New Roman" w:hAnsi="Times New Roman"/>
-        </w:rPr>
-      </w:pPr>
-      <w:r>
-        <w:rPr>
-          <w:rFonts w:ascii="Times New Roman" w:hAnsi="Times New Roman"/>
-          <w:b/>
-          <w:bCs/>
-          <w:sz w:val="32"/>
-          <w:szCs w:val="32"/>
-        </w:rPr>
-        <w:t>COURSE:</w:t>
-      </w:r>
-      <w:r>
-        <w:rPr>
-          <w:rFonts w:ascii="Times New Roman" w:hAnsi="Times New Roman"/>
-          <w:sz w:val="32"/>
-          <w:szCs w:val="32"/>
-        </w:rPr>
-        <w:t xml:space="preserve"> Artificial Intelligence</w:t>
-      </w:r>
-    </w:p>
-    <w:p>
-      <w:pPr>
-        <w:spacing w:line="360" w:lineRule="auto"/>
-        <w:jc w:val="both"/>
-        <w:rPr>
-          <w:rFonts w:ascii="Times New Roman" w:hAnsi="Times New Roman"/>
-        </w:rPr>
-      </w:pPr>
-      <w:r>
-        <w:rPr>
-          <w:rFonts w:ascii="Times New Roman" w:hAnsi="Times New Roman"/>
-          <w:b/>
-          <w:bCs/>
-          <w:sz w:val="32"/>
-          <w:szCs w:val="32"/>
+          <w:sz w:val="28"/>
+          <w:szCs w:val="28"/>
         </w:rPr>
         <w:t>SUBMITTED TO:</w:t>
       </w:r>
       <w:r>
         <w:rPr>
           <w:rFonts w:ascii="Times New Roman" w:hAnsi="Times New Roman"/>
-          <w:sz w:val="32"/>
-          <w:szCs w:val="32"/>
+          <w:sz w:val="28"/>
+          <w:szCs w:val="28"/>
         </w:rPr>
         <w:t xml:space="preserve"> Mam Amna Sajjad</w:t>
       </w:r>
-    </w:p>
-    <w:p>
-      <w:pPr>
-        <w:spacing w:line="360" w:lineRule="auto"/>
-        <w:jc w:val="both"/>
-        <w:rPr>
-          <w:rFonts w:ascii="Times New Roman" w:hAnsi="Times New Roman"/>
-        </w:rPr>
-      </w:pPr>
     </w:p>
     <w:p>
       <w:pPr>
@@ -454,7 +626,12 @@
     <w:sdt>
       <w:sdtPr>
         <w:rPr>
-          <w:rFonts w:ascii="Times New Roman" w:hAnsi="Times New Roman" w:cs="Times New Roman"/>
+          <w:rFonts w:ascii="Times New Roman" w:eastAsia="Calibri" w:hAnsi="Times New Roman" w:cs="Times New Roman"/>
+          <w:color w:val="auto"/>
+          <w:kern w:val="2"/>
+          <w:sz w:val="22"/>
+          <w:szCs w:val="22"/>
+          <w14:ligatures w14:val="standardContextual"/>
         </w:rPr>
         <w:id w:val="1341433393"/>
         <w:docPartObj>
@@ -464,13 +641,7 @@
       </w:sdtPr>
       <w:sdtEndPr>
         <w:rPr>
-          <w:rFonts w:eastAsia="Calibri"/>
           <w:noProof/>
-          <w:color w:val="auto"/>
-          <w:kern w:val="2"/>
-          <w:sz w:val="22"/>
-          <w:szCs w:val="22"/>
-          <w14:ligatures w14:val="standardContextual"/>
         </w:rPr>
       </w:sdtEndPr>
       <w:sdtContent>
@@ -857,6 +1028,14 @@
                 <w:noProof/>
               </w:rPr>
               <w:t>3.2   Shape, Column Names, and Data Types</w:t>
+            </w:r>
+            <w:r>
+              <w:rPr>
+                <w:rStyle w:val="Hyperlink"/>
+                <w:rFonts w:ascii="Times New Roman" w:eastAsia="Times New Roman" w:hAnsi="Times New Roman"/>
+                <w:noProof/>
+              </w:rPr>
+              <w:t xml:space="preserve"> </w:t>
             </w:r>
             <w:r>
               <w:rPr>
@@ -5060,23 +5239,7 @@
             <w:rFonts w:ascii="Times New Roman" w:hAnsi="Times New Roman"/>
             <w:noProof/>
           </w:rPr>
-          <w:t>Table 2: Comparison of Probl</w:t>
-        </w:r>
-        <w:r>
-          <w:rPr>
-            <w:rStyle w:val="Hyperlink"/>
-            <w:rFonts w:ascii="Times New Roman" w:hAnsi="Times New Roman"/>
-            <w:noProof/>
-          </w:rPr>
-          <w:t>e</w:t>
-        </w:r>
-        <w:r>
-          <w:rPr>
-            <w:rStyle w:val="Hyperlink"/>
-            <w:rFonts w:ascii="Times New Roman" w:hAnsi="Times New Roman"/>
-            <w:noProof/>
-          </w:rPr>
-          <w:t>m Types</w:t>
+          <w:t>Table 2: Comparison of Problem Types</w:t>
         </w:r>
         <w:r>
           <w:rPr>
@@ -5156,23 +5319,7 @@
             <w:rFonts w:ascii="Times New Roman" w:hAnsi="Times New Roman"/>
             <w:noProof/>
           </w:rPr>
-          <w:t>Table 3: Model Comparison S</w:t>
-        </w:r>
-        <w:r>
-          <w:rPr>
-            <w:rStyle w:val="Hyperlink"/>
-            <w:rFonts w:ascii="Times New Roman" w:hAnsi="Times New Roman"/>
-            <w:noProof/>
-          </w:rPr>
-          <w:t>u</w:t>
-        </w:r>
-        <w:r>
-          <w:rPr>
-            <w:rStyle w:val="Hyperlink"/>
-            <w:rFonts w:ascii="Times New Roman" w:hAnsi="Times New Roman"/>
-            <w:noProof/>
-          </w:rPr>
-          <w:t>mmary</w:t>
+          <w:t>Table 3: Model Comparison Summary</w:t>
         </w:r>
         <w:r>
           <w:rPr>
@@ -5279,6 +5426,7 @@
           <w:pgMar w:top="1440" w:right="1440" w:bottom="1440" w:left="1440" w:header="720" w:footer="720" w:gutter="0"/>
           <w:pgNumType w:fmt="lowerRoman"/>
           <w:cols w:space="720"/>
+          <w:titlePg/>
           <w:docGrid w:linePitch="360"/>
         </w:sectPr>
       </w:pPr>
@@ -5555,12 +5703,6 @@
         <w:gridCol w:w="4605"/>
       </w:tblGrid>
       <w:tr>
-        <w:tblPrEx>
-          <w:tblCellMar>
-            <w:top w:w="0" w:type="dxa"/>
-            <w:bottom w:w="0" w:type="dxa"/>
-          </w:tblCellMar>
-        </w:tblPrEx>
         <w:trPr>
           <w:tblHeader/>
         </w:trPr>
@@ -5668,12 +5810,6 @@
         </w:tc>
       </w:tr>
       <w:tr>
-        <w:tblPrEx>
-          <w:tblCellMar>
-            <w:top w:w="0" w:type="dxa"/>
-            <w:bottom w:w="0" w:type="dxa"/>
-          </w:tblCellMar>
-        </w:tblPrEx>
         <w:tc>
           <w:tcPr>
             <w:tcW w:w="2600" w:type="dxa"/>
@@ -5776,12 +5912,6 @@
         </w:tc>
       </w:tr>
       <w:tr>
-        <w:tblPrEx>
-          <w:tblCellMar>
-            <w:top w:w="0" w:type="dxa"/>
-            <w:bottom w:w="0" w:type="dxa"/>
-          </w:tblCellMar>
-        </w:tblPrEx>
         <w:tc>
           <w:tcPr>
             <w:tcW w:w="2600" w:type="dxa"/>
@@ -5884,12 +6014,6 @@
         </w:tc>
       </w:tr>
       <w:tr>
-        <w:tblPrEx>
-          <w:tblCellMar>
-            <w:top w:w="0" w:type="dxa"/>
-            <w:bottom w:w="0" w:type="dxa"/>
-          </w:tblCellMar>
-        </w:tblPrEx>
         <w:tc>
           <w:tcPr>
             <w:tcW w:w="2600" w:type="dxa"/>
@@ -5992,12 +6116,6 @@
         </w:tc>
       </w:tr>
       <w:tr>
-        <w:tblPrEx>
-          <w:tblCellMar>
-            <w:top w:w="0" w:type="dxa"/>
-            <w:bottom w:w="0" w:type="dxa"/>
-          </w:tblCellMar>
-        </w:tblPrEx>
         <w:tc>
           <w:tcPr>
             <w:tcW w:w="2600" w:type="dxa"/>
@@ -6100,12 +6218,6 @@
         </w:tc>
       </w:tr>
       <w:tr>
-        <w:tblPrEx>
-          <w:tblCellMar>
-            <w:top w:w="0" w:type="dxa"/>
-            <w:bottom w:w="0" w:type="dxa"/>
-          </w:tblCellMar>
-        </w:tblPrEx>
         <w:tc>
           <w:tcPr>
             <w:tcW w:w="2600" w:type="dxa"/>
@@ -6209,12 +6321,6 @@
         </w:tc>
       </w:tr>
       <w:tr>
-        <w:tblPrEx>
-          <w:tblCellMar>
-            <w:top w:w="0" w:type="dxa"/>
-            <w:bottom w:w="0" w:type="dxa"/>
-          </w:tblCellMar>
-        </w:tblPrEx>
         <w:tc>
           <w:tcPr>
             <w:tcW w:w="2600" w:type="dxa"/>
@@ -6317,12 +6423,6 @@
         </w:tc>
       </w:tr>
       <w:tr>
-        <w:tblPrEx>
-          <w:tblCellMar>
-            <w:top w:w="0" w:type="dxa"/>
-            <w:bottom w:w="0" w:type="dxa"/>
-          </w:tblCellMar>
-        </w:tblPrEx>
         <w:tc>
           <w:tcPr>
             <w:tcW w:w="2600" w:type="dxa"/>
@@ -6425,12 +6525,6 @@
         </w:tc>
       </w:tr>
       <w:tr>
-        <w:tblPrEx>
-          <w:tblCellMar>
-            <w:top w:w="0" w:type="dxa"/>
-            <w:bottom w:w="0" w:type="dxa"/>
-          </w:tblCellMar>
-        </w:tblPrEx>
         <w:tc>
           <w:tcPr>
             <w:tcW w:w="2600" w:type="dxa"/>
@@ -6533,12 +6627,6 @@
         </w:tc>
       </w:tr>
       <w:tr>
-        <w:tblPrEx>
-          <w:tblCellMar>
-            <w:top w:w="0" w:type="dxa"/>
-            <w:bottom w:w="0" w:type="dxa"/>
-          </w:tblCellMar>
-        </w:tblPrEx>
         <w:tc>
           <w:tcPr>
             <w:tcW w:w="2600" w:type="dxa"/>
@@ -6641,12 +6729,6 @@
         </w:tc>
       </w:tr>
       <w:tr>
-        <w:tblPrEx>
-          <w:tblCellMar>
-            <w:top w:w="0" w:type="dxa"/>
-            <w:bottom w:w="0" w:type="dxa"/>
-          </w:tblCellMar>
-        </w:tblPrEx>
         <w:tc>
           <w:tcPr>
             <w:tcW w:w="2600" w:type="dxa"/>
@@ -6749,12 +6831,6 @@
         </w:tc>
       </w:tr>
       <w:tr>
-        <w:tblPrEx>
-          <w:tblCellMar>
-            <w:top w:w="0" w:type="dxa"/>
-            <w:bottom w:w="0" w:type="dxa"/>
-          </w:tblCellMar>
-        </w:tblPrEx>
         <w:tc>
           <w:tcPr>
             <w:tcW w:w="2600" w:type="dxa"/>
@@ -6857,12 +6933,6 @@
         </w:tc>
       </w:tr>
       <w:tr>
-        <w:tblPrEx>
-          <w:tblCellMar>
-            <w:top w:w="0" w:type="dxa"/>
-            <w:bottom w:w="0" w:type="dxa"/>
-          </w:tblCellMar>
-        </w:tblPrEx>
         <w:tc>
           <w:tcPr>
             <w:tcW w:w="2600" w:type="dxa"/>
@@ -6965,12 +7035,6 @@
         </w:tc>
       </w:tr>
       <w:tr>
-        <w:tblPrEx>
-          <w:tblCellMar>
-            <w:top w:w="0" w:type="dxa"/>
-            <w:bottom w:w="0" w:type="dxa"/>
-          </w:tblCellMar>
-        </w:tblPrEx>
         <w:tc>
           <w:tcPr>
             <w:tcW w:w="2600" w:type="dxa"/>
@@ -7322,6 +7386,7 @@
           <w:rFonts w:ascii="Times New Roman" w:eastAsia="Times New Roman" w:hAnsi="Times New Roman"/>
           <w:i/>
           <w:iCs/>
+          <w:noProof/>
           <w:sz w:val="20"/>
           <w:szCs w:val="20"/>
         </w:rPr>
@@ -7380,6 +7445,7 @@
           <w:rFonts w:ascii="Times New Roman" w:eastAsia="Times New Roman" w:hAnsi="Times New Roman"/>
           <w:i/>
           <w:iCs/>
+          <w:noProof/>
           <w:sz w:val="20"/>
           <w:szCs w:val="20"/>
         </w:rPr>
@@ -7443,7 +7509,7 @@
           <w:rFonts w:ascii="Times New Roman" w:hAnsi="Times New Roman" w:cs="Times New Roman"/>
         </w:rPr>
       </w:pPr>
-      <w:bookmarkStart w:id="11" w:name="_Toc229722226"/>
+      <w:bookmarkStart w:id="8" w:name="_Toc229722226"/>
       <w:r>
         <w:rPr>
           <w:rFonts w:ascii="Times New Roman" w:eastAsia="Times New Roman" w:hAnsi="Times New Roman" w:cs="Times New Roman"/>
@@ -7454,7 +7520,7 @@
         </w:rPr>
         <w:t>3.2   Shape, Column Names, and Data Types</w:t>
       </w:r>
-      <w:bookmarkEnd w:id="11"/>
+      <w:bookmarkEnd w:id="8"/>
     </w:p>
     <w:p>
       <w:pPr>
@@ -7516,9 +7582,9 @@
                                 <w:szCs w:val="20"/>
                               </w:rPr>
                             </w:pPr>
-                            <w:bookmarkStart w:id="12" w:name="_Toc229721315"/>
-                            <w:bookmarkStart w:id="13" w:name="_Toc229721417"/>
-                            <w:bookmarkStart w:id="14" w:name="_Toc229722262"/>
+                            <w:bookmarkStart w:id="9" w:name="_Toc229721315"/>
+                            <w:bookmarkStart w:id="10" w:name="_Toc229721417"/>
+                            <w:bookmarkStart w:id="11" w:name="_Toc229722262"/>
                             <w:r>
                               <w:t xml:space="preserve">Figure </w:t>
                             </w:r>
@@ -7546,9 +7612,9 @@
                             <w:r>
                               <w:t xml:space="preserve"> output</w:t>
                             </w:r>
-                            <w:bookmarkEnd w:id="12"/>
-                            <w:bookmarkEnd w:id="13"/>
-                            <w:bookmarkEnd w:id="14"/>
+                            <w:bookmarkEnd w:id="9"/>
+                            <w:bookmarkEnd w:id="10"/>
+                            <w:bookmarkEnd w:id="11"/>
                           </w:p>
                         </w:txbxContent>
                       </wps:txbx>
@@ -7626,6 +7692,7 @@
           <w:rFonts w:ascii="Times New Roman" w:eastAsia="Times New Roman" w:hAnsi="Times New Roman"/>
           <w:i/>
           <w:iCs/>
+          <w:noProof/>
           <w:sz w:val="20"/>
           <w:szCs w:val="20"/>
         </w:rPr>
@@ -7743,9 +7810,9 @@
                                 <w:szCs w:val="20"/>
                               </w:rPr>
                             </w:pPr>
-                            <w:bookmarkStart w:id="18" w:name="_Toc229721316"/>
-                            <w:bookmarkStart w:id="19" w:name="_Toc229721418"/>
-                            <w:bookmarkStart w:id="20" w:name="_Toc229722263"/>
+                            <w:bookmarkStart w:id="12" w:name="_Toc229721316"/>
+                            <w:bookmarkStart w:id="13" w:name="_Toc229721418"/>
+                            <w:bookmarkStart w:id="14" w:name="_Toc229722263"/>
                             <w:r>
                               <w:t xml:space="preserve">Figure </w:t>
                             </w:r>
@@ -7768,9 +7835,9 @@
                             <w:r>
                               <w:t>) output showing non-null counts for all columns</w:t>
                             </w:r>
-                            <w:bookmarkEnd w:id="18"/>
-                            <w:bookmarkEnd w:id="19"/>
-                            <w:bookmarkEnd w:id="20"/>
+                            <w:bookmarkEnd w:id="12"/>
+                            <w:bookmarkEnd w:id="13"/>
+                            <w:bookmarkEnd w:id="14"/>
                           </w:p>
                         </w:txbxContent>
                       </wps:txbx>
@@ -7843,6 +7910,7 @@
           <w:rFonts w:ascii="Times New Roman" w:eastAsia="Times New Roman" w:hAnsi="Times New Roman"/>
           <w:i/>
           <w:iCs/>
+          <w:noProof/>
           <w:sz w:val="20"/>
           <w:szCs w:val="20"/>
         </w:rPr>
@@ -7906,7 +7974,7 @@
           <w:rFonts w:ascii="Times New Roman" w:hAnsi="Times New Roman" w:cs="Times New Roman"/>
         </w:rPr>
       </w:pPr>
-      <w:bookmarkStart w:id="24" w:name="_Toc229722227"/>
+      <w:bookmarkStart w:id="15" w:name="_Toc229722227"/>
       <w:r>
         <w:rPr>
           <w:rFonts w:ascii="Times New Roman" w:eastAsia="Times New Roman" w:hAnsi="Times New Roman" w:cs="Times New Roman"/>
@@ -7917,7 +7985,7 @@
         </w:rPr>
         <w:t>3.3   Missing Values</w:t>
       </w:r>
-      <w:bookmarkEnd w:id="24"/>
+      <w:bookmarkEnd w:id="15"/>
     </w:p>
     <w:p>
       <w:pPr>
@@ -7979,9 +8047,9 @@
                                 <w:szCs w:val="20"/>
                               </w:rPr>
                             </w:pPr>
-                            <w:bookmarkStart w:id="25" w:name="_Toc229721317"/>
-                            <w:bookmarkStart w:id="26" w:name="_Toc229721419"/>
-                            <w:bookmarkStart w:id="27" w:name="_Toc229722264"/>
+                            <w:bookmarkStart w:id="16" w:name="_Toc229721317"/>
+                            <w:bookmarkStart w:id="17" w:name="_Toc229721419"/>
+                            <w:bookmarkStart w:id="18" w:name="_Toc229722264"/>
                             <w:r>
                               <w:t xml:space="preserve">Figure </w:t>
                             </w:r>
@@ -8014,9 +8082,9 @@
                             <w:r>
                               <w:t>() — zero missing values in all columns</w:t>
                             </w:r>
-                            <w:bookmarkEnd w:id="25"/>
-                            <w:bookmarkEnd w:id="26"/>
-                            <w:bookmarkEnd w:id="27"/>
+                            <w:bookmarkEnd w:id="16"/>
+                            <w:bookmarkEnd w:id="17"/>
+                            <w:bookmarkEnd w:id="18"/>
                           </w:p>
                         </w:txbxContent>
                       </wps:txbx>
@@ -8099,6 +8167,7 @@
           <w:rFonts w:ascii="Times New Roman" w:eastAsia="Times New Roman" w:hAnsi="Times New Roman"/>
           <w:i/>
           <w:iCs/>
+          <w:noProof/>
           <w:sz w:val="20"/>
           <w:szCs w:val="20"/>
         </w:rPr>
@@ -8174,7 +8243,7 @@
           <w:rFonts w:ascii="Times New Roman" w:hAnsi="Times New Roman" w:cs="Times New Roman"/>
         </w:rPr>
       </w:pPr>
-      <w:bookmarkStart w:id="31" w:name="_Toc229722228"/>
+      <w:bookmarkStart w:id="19" w:name="_Toc229722228"/>
       <w:r>
         <w:rPr>
           <w:rFonts w:ascii="Times New Roman" w:eastAsia="Times New Roman" w:hAnsi="Times New Roman" w:cs="Times New Roman"/>
@@ -8185,7 +8254,7 @@
         </w:rPr>
         <w:t>3.4   Summary Statistics</w:t>
       </w:r>
-      <w:bookmarkEnd w:id="31"/>
+      <w:bookmarkEnd w:id="19"/>
     </w:p>
     <w:p>
       <w:pPr>
@@ -8358,9 +8427,9 @@
                                 <w:szCs w:val="20"/>
                               </w:rPr>
                             </w:pPr>
-                            <w:bookmarkStart w:id="32" w:name="_Toc229721318"/>
-                            <w:bookmarkStart w:id="33" w:name="_Toc229721420"/>
-                            <w:bookmarkStart w:id="34" w:name="_Toc229722265"/>
+                            <w:bookmarkStart w:id="20" w:name="_Toc229721318"/>
+                            <w:bookmarkStart w:id="21" w:name="_Toc229721420"/>
+                            <w:bookmarkStart w:id="22" w:name="_Toc229722265"/>
                             <w:r>
                               <w:t xml:space="preserve">Figure </w:t>
                             </w:r>
@@ -8388,9 +8457,9 @@
                             <w:r>
                               <w:t>() — summary statistics for all numerical columns</w:t>
                             </w:r>
-                            <w:bookmarkEnd w:id="32"/>
-                            <w:bookmarkEnd w:id="33"/>
-                            <w:bookmarkEnd w:id="34"/>
+                            <w:bookmarkEnd w:id="20"/>
+                            <w:bookmarkEnd w:id="21"/>
+                            <w:bookmarkEnd w:id="22"/>
                           </w:p>
                         </w:txbxContent>
                       </wps:txbx>
@@ -8468,6 +8537,7 @@
           <w:rFonts w:ascii="Times New Roman" w:eastAsia="Times New Roman" w:hAnsi="Times New Roman"/>
           <w:i/>
           <w:iCs/>
+          <w:noProof/>
           <w:sz w:val="20"/>
           <w:szCs w:val="20"/>
         </w:rPr>
@@ -8520,6 +8590,7 @@
           <w:rFonts w:ascii="Times New Roman" w:eastAsia="Times New Roman" w:hAnsi="Times New Roman"/>
           <w:i/>
           <w:iCs/>
+          <w:noProof/>
           <w:sz w:val="20"/>
           <w:szCs w:val="20"/>
         </w:rPr>
@@ -8587,7 +8658,7 @@
           <w:rFonts w:ascii="Times New Roman" w:hAnsi="Times New Roman" w:cs="Times New Roman"/>
         </w:rPr>
       </w:pPr>
-      <w:bookmarkStart w:id="38" w:name="_Toc229722229"/>
+      <w:bookmarkStart w:id="23" w:name="_Toc229722229"/>
       <w:r>
         <w:rPr>
           <w:rFonts w:ascii="Times New Roman" w:eastAsia="Times New Roman" w:hAnsi="Times New Roman" w:cs="Times New Roman"/>
@@ -8598,7 +8669,7 @@
         </w:rPr>
         <w:t>3.5   What This Dataset Is About</w:t>
       </w:r>
-      <w:bookmarkEnd w:id="38"/>
+      <w:bookmarkEnd w:id="23"/>
     </w:p>
     <w:p>
       <w:pPr>
@@ -8626,7 +8697,7 @@
           <w:rFonts w:ascii="Times New Roman" w:hAnsi="Times New Roman" w:cs="Times New Roman"/>
         </w:rPr>
       </w:pPr>
-      <w:bookmarkStart w:id="39" w:name="_Toc229722230"/>
+      <w:bookmarkStart w:id="24" w:name="_Toc229722230"/>
       <w:r>
         <w:rPr>
           <w:rFonts w:ascii="Times New Roman" w:eastAsia="Times New Roman" w:hAnsi="Times New Roman" w:cs="Times New Roman"/>
@@ -8637,7 +8708,7 @@
         </w:rPr>
         <w:t>4.   Task 2: Problem Type</w:t>
       </w:r>
-      <w:bookmarkEnd w:id="39"/>
+      <w:bookmarkEnd w:id="24"/>
     </w:p>
     <w:p>
       <w:pPr>
@@ -8707,7 +8778,7 @@
         <w:spacing w:line="360" w:lineRule="auto"/>
         <w:jc w:val="center"/>
       </w:pPr>
-      <w:bookmarkStart w:id="40" w:name="_Toc229722277"/>
+      <w:bookmarkStart w:id="25" w:name="_Toc229722277"/>
       <w:r>
         <w:t xml:space="preserve">Table </w:t>
       </w:r>
@@ -8722,7 +8793,7 @@
       <w:r>
         <w:t>: Comparison of Problem Types</w:t>
       </w:r>
-      <w:bookmarkEnd w:id="40"/>
+      <w:bookmarkEnd w:id="25"/>
     </w:p>
     <w:tbl>
       <w:tblPr>
@@ -8748,12 +8819,6 @@
         <w:gridCol w:w="2200"/>
       </w:tblGrid>
       <w:tr>
-        <w:tblPrEx>
-          <w:tblCellMar>
-            <w:top w:w="0" w:type="dxa"/>
-            <w:bottom w:w="0" w:type="dxa"/>
-          </w:tblCellMar>
-        </w:tblPrEx>
         <w:trPr>
           <w:tblHeader/>
         </w:trPr>
@@ -8861,12 +8926,6 @@
         </w:tc>
       </w:tr>
       <w:tr>
-        <w:tblPrEx>
-          <w:tblCellMar>
-            <w:top w:w="0" w:type="dxa"/>
-            <w:bottom w:w="0" w:type="dxa"/>
-          </w:tblCellMar>
-        </w:tblPrEx>
         <w:tc>
           <w:tcPr>
             <w:tcW w:w="2000" w:type="dxa"/>
@@ -8973,12 +9032,6 @@
         </w:tc>
       </w:tr>
       <w:tr>
-        <w:tblPrEx>
-          <w:tblCellMar>
-            <w:top w:w="0" w:type="dxa"/>
-            <w:bottom w:w="0" w:type="dxa"/>
-          </w:tblCellMar>
-        </w:tblPrEx>
         <w:tc>
           <w:tcPr>
             <w:tcW w:w="2000" w:type="dxa"/>
@@ -9085,12 +9138,6 @@
         </w:tc>
       </w:tr>
       <w:tr>
-        <w:tblPrEx>
-          <w:tblCellMar>
-            <w:top w:w="0" w:type="dxa"/>
-            <w:bottom w:w="0" w:type="dxa"/>
-          </w:tblCellMar>
-        </w:tblPrEx>
         <w:tc>
           <w:tcPr>
             <w:tcW w:w="2000" w:type="dxa"/>
@@ -9215,7 +9262,7 @@
           <w:rFonts w:ascii="Times New Roman" w:hAnsi="Times New Roman" w:cs="Times New Roman"/>
         </w:rPr>
       </w:pPr>
-      <w:bookmarkStart w:id="41" w:name="_Toc229722231"/>
+      <w:bookmarkStart w:id="26" w:name="_Toc229722231"/>
       <w:r>
         <w:rPr>
           <w:rFonts w:ascii="Times New Roman" w:eastAsia="Times New Roman" w:hAnsi="Times New Roman" w:cs="Times New Roman"/>
@@ -9226,7 +9273,7 @@
         </w:rPr>
         <w:t>5.   Task 3: Data Preprocessing</w:t>
       </w:r>
-      <w:bookmarkEnd w:id="41"/>
+      <w:bookmarkEnd w:id="26"/>
     </w:p>
     <w:p>
       <w:pPr>
@@ -9237,7 +9284,7 @@
           <w:rFonts w:ascii="Times New Roman" w:hAnsi="Times New Roman" w:cs="Times New Roman"/>
         </w:rPr>
       </w:pPr>
-      <w:bookmarkStart w:id="42" w:name="_Toc229722232"/>
+      <w:bookmarkStart w:id="27" w:name="_Toc229722232"/>
       <w:r>
         <w:rPr>
           <w:rFonts w:ascii="Times New Roman" w:eastAsia="Times New Roman" w:hAnsi="Times New Roman" w:cs="Times New Roman"/>
@@ -9248,7 +9295,7 @@
         </w:rPr>
         <w:t>5.1   Handling Missing Values</w:t>
       </w:r>
-      <w:bookmarkEnd w:id="42"/>
+      <w:bookmarkEnd w:id="27"/>
     </w:p>
     <w:p>
       <w:pPr>
@@ -9280,7 +9327,7 @@
           <w:szCs w:val="24"/>
         </w:rPr>
       </w:pPr>
-      <w:bookmarkStart w:id="43" w:name="_Toc229722233"/>
+      <w:bookmarkStart w:id="28" w:name="_Toc229722233"/>
       <w:r>
         <w:rPr>
           <w:rFonts w:ascii="Times New Roman" w:eastAsia="Times New Roman" w:hAnsi="Times New Roman" w:cs="Times New Roman"/>
@@ -9291,7 +9338,7 @@
         </w:rPr>
         <w:t>5.2   Encoding Categorical Columns</w:t>
       </w:r>
-      <w:bookmarkEnd w:id="43"/>
+      <w:bookmarkEnd w:id="28"/>
     </w:p>
     <w:p>
       <w:pPr>
@@ -9374,7 +9421,7 @@
           <w:rFonts w:ascii="Times New Roman" w:hAnsi="Times New Roman" w:cs="Times New Roman"/>
         </w:rPr>
       </w:pPr>
-      <w:bookmarkStart w:id="44" w:name="_Toc229722234"/>
+      <w:bookmarkStart w:id="29" w:name="_Toc229722234"/>
       <w:r>
         <w:rPr>
           <w:rFonts w:ascii="Times New Roman" w:eastAsia="Times New Roman" w:hAnsi="Times New Roman" w:cs="Times New Roman"/>
@@ -9385,7 +9432,7 @@
         </w:rPr>
         <w:t>5.3   Feature and Target Separation</w:t>
       </w:r>
-      <w:bookmarkEnd w:id="44"/>
+      <w:bookmarkEnd w:id="29"/>
     </w:p>
     <w:p>
       <w:pPr>
@@ -9413,7 +9460,7 @@
           <w:rFonts w:ascii="Times New Roman" w:hAnsi="Times New Roman" w:cs="Times New Roman"/>
         </w:rPr>
       </w:pPr>
-      <w:bookmarkStart w:id="45" w:name="_Toc229722235"/>
+      <w:bookmarkStart w:id="30" w:name="_Toc229722235"/>
       <w:r>
         <w:rPr>
           <w:rFonts w:ascii="Times New Roman" w:eastAsia="Times New Roman" w:hAnsi="Times New Roman" w:cs="Times New Roman"/>
@@ -9425,7 +9472,7 @@
         <w:lastRenderedPageBreak/>
         <w:t>5.4   Train-Test Split</w:t>
       </w:r>
-      <w:bookmarkEnd w:id="45"/>
+      <w:bookmarkEnd w:id="30"/>
     </w:p>
     <w:p>
       <w:pPr>
@@ -9499,7 +9546,7 @@
           <w:rFonts w:ascii="Times New Roman" w:hAnsi="Times New Roman" w:cs="Times New Roman"/>
         </w:rPr>
       </w:pPr>
-      <w:bookmarkStart w:id="46" w:name="_Toc229722236"/>
+      <w:bookmarkStart w:id="31" w:name="_Toc229722236"/>
       <w:r>
         <w:rPr>
           <w:rFonts w:ascii="Times New Roman" w:eastAsia="Times New Roman" w:hAnsi="Times New Roman" w:cs="Times New Roman"/>
@@ -9510,7 +9557,7 @@
         </w:rPr>
         <w:t>5.5   Feature Scaling</w:t>
       </w:r>
-      <w:bookmarkEnd w:id="46"/>
+      <w:bookmarkEnd w:id="31"/>
     </w:p>
     <w:p>
       <w:pPr>
@@ -9572,9 +9619,9 @@
                                 <w:szCs w:val="20"/>
                               </w:rPr>
                             </w:pPr>
-                            <w:bookmarkStart w:id="47" w:name="_Toc229721319"/>
-                            <w:bookmarkStart w:id="48" w:name="_Toc229721421"/>
-                            <w:bookmarkStart w:id="49" w:name="_Toc229722266"/>
+                            <w:bookmarkStart w:id="32" w:name="_Toc229721319"/>
+                            <w:bookmarkStart w:id="33" w:name="_Toc229721421"/>
+                            <w:bookmarkStart w:id="34" w:name="_Toc229722266"/>
                             <w:r>
                               <w:t xml:space="preserve">Figure </w:t>
                             </w:r>
@@ -9592,9 +9639,9 @@
                             <w:r>
                               <w:t xml:space="preserve"> Preprocessing confirmation — encoding output, split sizes, and scaling</w:t>
                             </w:r>
-                            <w:bookmarkEnd w:id="47"/>
-                            <w:bookmarkEnd w:id="48"/>
-                            <w:bookmarkEnd w:id="49"/>
+                            <w:bookmarkEnd w:id="32"/>
+                            <w:bookmarkEnd w:id="33"/>
+                            <w:bookmarkEnd w:id="34"/>
                           </w:p>
                         </w:txbxContent>
                       </wps:txbx>
@@ -9662,6 +9709,7 @@
           <w:rFonts w:ascii="Times New Roman" w:eastAsia="Times New Roman" w:hAnsi="Times New Roman"/>
           <w:i/>
           <w:iCs/>
+          <w:noProof/>
           <w:sz w:val="20"/>
           <w:szCs w:val="20"/>
         </w:rPr>
@@ -9725,7 +9773,7 @@
           <w:rFonts w:ascii="Times New Roman" w:hAnsi="Times New Roman" w:cs="Times New Roman"/>
         </w:rPr>
       </w:pPr>
-      <w:bookmarkStart w:id="53" w:name="_Toc229722237"/>
+      <w:bookmarkStart w:id="35" w:name="_Toc229722237"/>
       <w:r>
         <w:rPr>
           <w:rFonts w:ascii="Times New Roman" w:eastAsia="Times New Roman" w:hAnsi="Times New Roman" w:cs="Times New Roman"/>
@@ -9736,8 +9784,9 @@
         </w:rPr>
         <w:t>6.   Task 4: Data Visualization</w:t>
       </w:r>
-      <w:bookmarkEnd w:id="53"/>
-    </w:p>
+      <w:bookmarkEnd w:id="35"/>
+    </w:p>
+    <w:bookmarkStart w:id="36" w:name="_Toc229722238"/>
     <w:p>
       <w:pPr>
         <w:pStyle w:val="Heading2"/>
@@ -9747,7 +9796,6 @@
           <w:rFonts w:ascii="Times New Roman" w:hAnsi="Times New Roman" w:cs="Times New Roman"/>
         </w:rPr>
       </w:pPr>
-      <w:bookmarkStart w:id="54" w:name="_Toc229722238"/>
       <w:r>
         <w:rPr>
           <w:rFonts w:ascii="Times New Roman" w:hAnsi="Times New Roman" w:cs="Times New Roman"/>
@@ -9800,9 +9848,9 @@
                                 <w:szCs w:val="20"/>
                               </w:rPr>
                             </w:pPr>
-                            <w:bookmarkStart w:id="55" w:name="_Toc229721320"/>
-                            <w:bookmarkStart w:id="56" w:name="_Toc229721422"/>
-                            <w:bookmarkStart w:id="57" w:name="_Toc229722267"/>
+                            <w:bookmarkStart w:id="37" w:name="_Toc229721320"/>
+                            <w:bookmarkStart w:id="38" w:name="_Toc229721422"/>
+                            <w:bookmarkStart w:id="39" w:name="_Toc229722267"/>
                             <w:r>
                               <w:t xml:space="preserve">Figure </w:t>
                             </w:r>
@@ -9820,9 +9868,9 @@
                             <w:r>
                               <w:t>Correlation Heatmap of all numerical features</w:t>
                             </w:r>
-                            <w:bookmarkEnd w:id="55"/>
-                            <w:bookmarkEnd w:id="56"/>
-                            <w:bookmarkEnd w:id="57"/>
+                            <w:bookmarkEnd w:id="37"/>
+                            <w:bookmarkEnd w:id="38"/>
+                            <w:bookmarkEnd w:id="39"/>
                           </w:p>
                         </w:txbxContent>
                       </wps:txbx>
@@ -9890,6 +9938,7 @@
           <w:rFonts w:ascii="Times New Roman" w:eastAsia="Times New Roman" w:hAnsi="Times New Roman" w:cs="Times New Roman"/>
           <w:i/>
           <w:iCs/>
+          <w:noProof/>
           <w:sz w:val="20"/>
           <w:szCs w:val="20"/>
         </w:rPr>
@@ -9953,7 +10002,7 @@
         </w:rPr>
         <w:t>6.1   Correlation Heatmap</w:t>
       </w:r>
-      <w:bookmarkEnd w:id="54"/>
+      <w:bookmarkEnd w:id="36"/>
       <w:r>
         <w:rPr>
           <w:rFonts w:ascii="Times New Roman" w:eastAsia="Times New Roman" w:hAnsi="Times New Roman" w:cs="Times New Roman"/>
@@ -10011,7 +10060,7 @@
           <w:rFonts w:ascii="Times New Roman" w:hAnsi="Times New Roman" w:cs="Times New Roman"/>
         </w:rPr>
       </w:pPr>
-      <w:bookmarkStart w:id="61" w:name="_Toc229722239"/>
+      <w:bookmarkStart w:id="40" w:name="_Toc229722239"/>
       <w:r>
         <w:rPr>
           <w:rFonts w:ascii="Times New Roman" w:eastAsia="Times New Roman" w:hAnsi="Times New Roman" w:cs="Times New Roman"/>
@@ -10032,7 +10081,7 @@
         </w:rPr>
         <w:t>t</w:t>
       </w:r>
-      <w:bookmarkEnd w:id="61"/>
+      <w:bookmarkEnd w:id="40"/>
     </w:p>
     <w:p>
       <w:pPr>
@@ -10094,9 +10143,9 @@
                                 <w:szCs w:val="20"/>
                               </w:rPr>
                             </w:pPr>
-                            <w:bookmarkStart w:id="62" w:name="_Toc229721321"/>
-                            <w:bookmarkStart w:id="63" w:name="_Toc229721423"/>
-                            <w:bookmarkStart w:id="64" w:name="_Toc229722268"/>
+                            <w:bookmarkStart w:id="41" w:name="_Toc229721321"/>
+                            <w:bookmarkStart w:id="42" w:name="_Toc229721423"/>
+                            <w:bookmarkStart w:id="43" w:name="_Toc229722268"/>
                             <w:r>
                               <w:t xml:space="preserve">Figure </w:t>
                             </w:r>
@@ -10114,9 +10163,9 @@
                             <w:r>
                               <w:t xml:space="preserve"> Boxplot of Stress Level grouped by Depression Label</w:t>
                             </w:r>
-                            <w:bookmarkEnd w:id="62"/>
-                            <w:bookmarkEnd w:id="63"/>
-                            <w:bookmarkEnd w:id="64"/>
+                            <w:bookmarkEnd w:id="41"/>
+                            <w:bookmarkEnd w:id="42"/>
+                            <w:bookmarkEnd w:id="43"/>
                           </w:p>
                         </w:txbxContent>
                       </wps:txbx>
@@ -10184,6 +10233,7 @@
           <w:rFonts w:ascii="Times New Roman" w:eastAsia="Times New Roman" w:hAnsi="Times New Roman"/>
           <w:i/>
           <w:iCs/>
+          <w:noProof/>
           <w:sz w:val="20"/>
           <w:szCs w:val="20"/>
         </w:rPr>
@@ -10255,7 +10305,7 @@
           <w:rFonts w:ascii="Times New Roman" w:hAnsi="Times New Roman" w:cs="Times New Roman"/>
         </w:rPr>
       </w:pPr>
-      <w:bookmarkStart w:id="68" w:name="_Toc229722240"/>
+      <w:bookmarkStart w:id="44" w:name="_Toc229722240"/>
       <w:r>
         <w:rPr>
           <w:rFonts w:ascii="Times New Roman" w:eastAsia="Times New Roman" w:hAnsi="Times New Roman" w:cs="Times New Roman"/>
@@ -10267,7 +10317,7 @@
         <w:lastRenderedPageBreak/>
         <w:t>6.3   Histogram</w:t>
       </w:r>
-      <w:bookmarkEnd w:id="68"/>
+      <w:bookmarkEnd w:id="44"/>
     </w:p>
     <w:p>
       <w:pPr>
@@ -10329,9 +10379,9 @@
                                 <w:szCs w:val="20"/>
                               </w:rPr>
                             </w:pPr>
-                            <w:bookmarkStart w:id="69" w:name="_Toc229721322"/>
-                            <w:bookmarkStart w:id="70" w:name="_Toc229721424"/>
-                            <w:bookmarkStart w:id="71" w:name="_Toc229722269"/>
+                            <w:bookmarkStart w:id="45" w:name="_Toc229721322"/>
+                            <w:bookmarkStart w:id="46" w:name="_Toc229721424"/>
+                            <w:bookmarkStart w:id="47" w:name="_Toc229722269"/>
                             <w:r>
                               <w:t xml:space="preserve">Figure </w:t>
                             </w:r>
@@ -10349,9 +10399,9 @@
                             <w:r>
                               <w:t xml:space="preserve"> Histogram of Daily Social Media Hours</w:t>
                             </w:r>
-                            <w:bookmarkEnd w:id="69"/>
-                            <w:bookmarkEnd w:id="70"/>
-                            <w:bookmarkEnd w:id="71"/>
+                            <w:bookmarkEnd w:id="45"/>
+                            <w:bookmarkEnd w:id="46"/>
+                            <w:bookmarkEnd w:id="47"/>
                           </w:p>
                         </w:txbxContent>
                       </wps:txbx>
@@ -10419,6 +10469,7 @@
           <w:rFonts w:ascii="Times New Roman" w:eastAsia="Times New Roman" w:hAnsi="Times New Roman"/>
           <w:i/>
           <w:iCs/>
+          <w:noProof/>
           <w:sz w:val="20"/>
           <w:szCs w:val="20"/>
         </w:rPr>
@@ -10490,7 +10541,7 @@
           <w:rFonts w:ascii="Times New Roman" w:hAnsi="Times New Roman" w:cs="Times New Roman"/>
         </w:rPr>
       </w:pPr>
-      <w:bookmarkStart w:id="75" w:name="_Toc229722241"/>
+      <w:bookmarkStart w:id="48" w:name="_Toc229722241"/>
       <w:r>
         <w:rPr>
           <w:rFonts w:ascii="Times New Roman" w:eastAsia="Times New Roman" w:hAnsi="Times New Roman" w:cs="Times New Roman"/>
@@ -10501,7 +10552,7 @@
         </w:rPr>
         <w:t>6.4   Scatter Plot</w:t>
       </w:r>
-      <w:bookmarkEnd w:id="75"/>
+      <w:bookmarkEnd w:id="48"/>
     </w:p>
     <w:p>
       <w:pPr>
@@ -10516,6 +10567,7 @@
           <w:rFonts w:ascii="Times New Roman" w:eastAsia="Times New Roman" w:hAnsi="Times New Roman"/>
           <w:i/>
           <w:iCs/>
+          <w:noProof/>
           <w:sz w:val="20"/>
           <w:szCs w:val="20"/>
         </w:rPr>
@@ -10621,9 +10673,9 @@
                                 <w:szCs w:val="20"/>
                               </w:rPr>
                             </w:pPr>
-                            <w:bookmarkStart w:id="76" w:name="_Toc229721323"/>
-                            <w:bookmarkStart w:id="77" w:name="_Toc229721425"/>
-                            <w:bookmarkStart w:id="78" w:name="_Toc229722270"/>
+                            <w:bookmarkStart w:id="49" w:name="_Toc229721323"/>
+                            <w:bookmarkStart w:id="50" w:name="_Toc229721425"/>
+                            <w:bookmarkStart w:id="51" w:name="_Toc229722270"/>
                             <w:r>
                               <w:t xml:space="preserve">Figure </w:t>
                             </w:r>
@@ -10641,9 +10693,9 @@
                             <w:r>
                               <w:t>Scatter Plot of Sleep Hours vs Academic Performance</w:t>
                             </w:r>
-                            <w:bookmarkEnd w:id="76"/>
-                            <w:bookmarkEnd w:id="77"/>
-                            <w:bookmarkEnd w:id="78"/>
+                            <w:bookmarkEnd w:id="49"/>
+                            <w:bookmarkEnd w:id="50"/>
+                            <w:bookmarkEnd w:id="51"/>
                           </w:p>
                         </w:txbxContent>
                       </wps:txbx>
@@ -10724,6 +10776,7 @@
         <w:t>depressed students (class 1) do not form a separate cluster anywhere on the plot. They are scattered throughout the same regions as non-depressed students, which is one reason why classification is so difficult on this dataset.</w:t>
       </w:r>
     </w:p>
+    <w:bookmarkStart w:id="52" w:name="_Toc229722242"/>
     <w:p>
       <w:pPr>
         <w:pStyle w:val="Heading2"/>
@@ -10733,7 +10786,6 @@
           <w:rFonts w:ascii="Times New Roman" w:hAnsi="Times New Roman" w:cs="Times New Roman"/>
         </w:rPr>
       </w:pPr>
-      <w:bookmarkStart w:id="82" w:name="_Toc229722242"/>
       <w:r>
         <w:rPr>
           <w:rFonts w:ascii="Times New Roman" w:hAnsi="Times New Roman" w:cs="Times New Roman"/>
@@ -10786,9 +10838,9 @@
                                 <w:szCs w:val="20"/>
                               </w:rPr>
                             </w:pPr>
-                            <w:bookmarkStart w:id="83" w:name="_Toc229721324"/>
-                            <w:bookmarkStart w:id="84" w:name="_Toc229721426"/>
-                            <w:bookmarkStart w:id="85" w:name="_Toc229722271"/>
+                            <w:bookmarkStart w:id="53" w:name="_Toc229721324"/>
+                            <w:bookmarkStart w:id="54" w:name="_Toc229721426"/>
+                            <w:bookmarkStart w:id="55" w:name="_Toc229722271"/>
                             <w:r>
                               <w:t xml:space="preserve">Figure </w:t>
                             </w:r>
@@ -10806,9 +10858,9 @@
                             <w:r>
                               <w:t>Bar Chart of Platform Usage</w:t>
                             </w:r>
-                            <w:bookmarkEnd w:id="83"/>
-                            <w:bookmarkEnd w:id="84"/>
-                            <w:bookmarkEnd w:id="85"/>
+                            <w:bookmarkEnd w:id="53"/>
+                            <w:bookmarkEnd w:id="54"/>
+                            <w:bookmarkEnd w:id="55"/>
                           </w:p>
                         </w:txbxContent>
                       </wps:txbx>
@@ -10876,6 +10928,7 @@
           <w:rFonts w:ascii="Times New Roman" w:eastAsia="Times New Roman" w:hAnsi="Times New Roman" w:cs="Times New Roman"/>
           <w:i/>
           <w:iCs/>
+          <w:noProof/>
           <w:sz w:val="20"/>
           <w:szCs w:val="20"/>
         </w:rPr>
@@ -10933,7 +10986,7 @@
         </w:rPr>
         <w:t>6.5   Bar Chart</w:t>
       </w:r>
-      <w:bookmarkEnd w:id="82"/>
+      <w:bookmarkEnd w:id="52"/>
     </w:p>
     <w:p>
       <w:pPr>
@@ -10952,6 +11005,7 @@
         <w:t>The bar chart shows that the three platform categories have nearly equal representation: Instagram has 411 students, TikTok has 398, and Both has 391. This balanced distribution means platform usage is unlikely to introduce any bias into the model.</w:t>
       </w:r>
     </w:p>
+    <w:bookmarkStart w:id="56" w:name="_Toc229722243"/>
     <w:p>
       <w:pPr>
         <w:pStyle w:val="Heading2"/>
@@ -10961,7 +11015,6 @@
           <w:rFonts w:ascii="Times New Roman" w:hAnsi="Times New Roman" w:cs="Times New Roman"/>
         </w:rPr>
       </w:pPr>
-      <w:bookmarkStart w:id="89" w:name="_Toc229722243"/>
       <w:r>
         <w:rPr>
           <w:rFonts w:ascii="Times New Roman" w:hAnsi="Times New Roman" w:cs="Times New Roman"/>
@@ -11015,9 +11068,9 @@
                                 <w:szCs w:val="20"/>
                               </w:rPr>
                             </w:pPr>
-                            <w:bookmarkStart w:id="90" w:name="_Toc229721325"/>
-                            <w:bookmarkStart w:id="91" w:name="_Toc229721427"/>
-                            <w:bookmarkStart w:id="92" w:name="_Toc229722272"/>
+                            <w:bookmarkStart w:id="57" w:name="_Toc229721325"/>
+                            <w:bookmarkStart w:id="58" w:name="_Toc229721427"/>
+                            <w:bookmarkStart w:id="59" w:name="_Toc229722272"/>
                             <w:r>
                               <w:t xml:space="preserve">Figure </w:t>
                             </w:r>
@@ -11035,9 +11088,9 @@
                             <w:r>
                               <w:t>Pie Chart of Depression Label Distribution</w:t>
                             </w:r>
-                            <w:bookmarkEnd w:id="90"/>
-                            <w:bookmarkEnd w:id="91"/>
-                            <w:bookmarkEnd w:id="92"/>
+                            <w:bookmarkEnd w:id="57"/>
+                            <w:bookmarkEnd w:id="58"/>
+                            <w:bookmarkEnd w:id="59"/>
                           </w:p>
                         </w:txbxContent>
                       </wps:txbx>
@@ -11105,6 +11158,7 @@
           <w:rFonts w:ascii="Times New Roman" w:eastAsia="Times New Roman" w:hAnsi="Times New Roman" w:cs="Times New Roman"/>
           <w:i/>
           <w:iCs/>
+          <w:noProof/>
           <w:sz w:val="20"/>
           <w:szCs w:val="20"/>
         </w:rPr>
@@ -11162,7 +11216,7 @@
         </w:rPr>
         <w:t>6.6   Pie Chart</w:t>
       </w:r>
-      <w:bookmarkEnd w:id="89"/>
+      <w:bookmarkEnd w:id="56"/>
     </w:p>
     <w:p>
       <w:pPr>
@@ -11192,7 +11246,7 @@
           <w:rFonts w:ascii="Times New Roman" w:hAnsi="Times New Roman" w:cs="Times New Roman"/>
         </w:rPr>
       </w:pPr>
-      <w:bookmarkStart w:id="96" w:name="_Toc229722244"/>
+      <w:bookmarkStart w:id="60" w:name="_Toc229722244"/>
       <w:r>
         <w:rPr>
           <w:rFonts w:ascii="Times New Roman" w:eastAsia="Times New Roman" w:hAnsi="Times New Roman" w:cs="Times New Roman"/>
@@ -11203,7 +11257,7 @@
         </w:rPr>
         <w:t>7.   Task 5: Machine Learning Algorithms</w:t>
       </w:r>
-      <w:bookmarkEnd w:id="96"/>
+      <w:bookmarkEnd w:id="60"/>
     </w:p>
     <w:p>
       <w:pPr>
@@ -11231,7 +11285,7 @@
           <w:rFonts w:ascii="Times New Roman" w:hAnsi="Times New Roman" w:cs="Times New Roman"/>
         </w:rPr>
       </w:pPr>
-      <w:bookmarkStart w:id="97" w:name="_Toc229722245"/>
+      <w:bookmarkStart w:id="61" w:name="_Toc229722245"/>
       <w:r>
         <w:rPr>
           <w:rFonts w:ascii="Times New Roman" w:eastAsia="Times New Roman" w:hAnsi="Times New Roman" w:cs="Times New Roman"/>
@@ -11242,7 +11296,7 @@
         </w:rPr>
         <w:t>7.1   Logistic Regression</w:t>
       </w:r>
-      <w:bookmarkEnd w:id="97"/>
+      <w:bookmarkEnd w:id="61"/>
     </w:p>
     <w:p>
       <w:pPr>
@@ -11270,7 +11324,7 @@
           <w:rFonts w:ascii="Times New Roman" w:hAnsi="Times New Roman" w:cs="Times New Roman"/>
         </w:rPr>
       </w:pPr>
-      <w:bookmarkStart w:id="98" w:name="_Toc229722246"/>
+      <w:bookmarkStart w:id="62" w:name="_Toc229722246"/>
       <w:r>
         <w:rPr>
           <w:rFonts w:ascii="Times New Roman" w:eastAsia="Times New Roman" w:hAnsi="Times New Roman" w:cs="Times New Roman"/>
@@ -11281,7 +11335,7 @@
         </w:rPr>
         <w:t>7.2   Random Forest Classifier</w:t>
       </w:r>
-      <w:bookmarkEnd w:id="98"/>
+      <w:bookmarkEnd w:id="62"/>
     </w:p>
     <w:p>
       <w:pPr>
@@ -11318,7 +11372,7 @@
           <w:rFonts w:ascii="Times New Roman" w:hAnsi="Times New Roman" w:cs="Times New Roman"/>
         </w:rPr>
       </w:pPr>
-      <w:bookmarkStart w:id="99" w:name="_Toc229722247"/>
+      <w:bookmarkStart w:id="63" w:name="_Toc229722247"/>
       <w:r>
         <w:rPr>
           <w:rFonts w:ascii="Times New Roman" w:eastAsia="Times New Roman" w:hAnsi="Times New Roman" w:cs="Times New Roman"/>
@@ -11329,7 +11383,7 @@
         </w:rPr>
         <w:t>7.3   K-Nearest Neighbors (k = 7)</w:t>
       </w:r>
-      <w:bookmarkEnd w:id="99"/>
+      <w:bookmarkEnd w:id="63"/>
     </w:p>
     <w:p>
       <w:pPr>
@@ -11345,7 +11399,7 @@
           <w:sz w:val="24"/>
           <w:szCs w:val="24"/>
         </w:rPr>
-        <w:t>KNN classifies a new data point by finding its k nearest neighbours in the training set and assigning whichever label the majority of those neighbours have. We chose k = 7 because using an odd number prevents tied votes and 7 is a reasonable default for a dataset of this size. KNN relies entirely on Euclidean distance between data points, so it requires scaled features. This model was trained on the scaled training set.</w:t>
+        <w:t>KNN classifies a new data point by finding its k nearest neighbours in the training set and assigning whichever label the majority of those neighbours have. We chose k = 7 because using an odd number prevents tied votes and 7 is a reasonable default for a dataset of this size. KNN relies entirely on distance between data points, so it requires scaled features. This model was trained on the scaled training set.</w:t>
       </w:r>
     </w:p>
     <w:p>
@@ -11357,7 +11411,7 @@
           <w:rFonts w:ascii="Times New Roman" w:hAnsi="Times New Roman" w:cs="Times New Roman"/>
         </w:rPr>
       </w:pPr>
-      <w:bookmarkStart w:id="100" w:name="_Toc229722248"/>
+      <w:bookmarkStart w:id="64" w:name="_Toc229722248"/>
       <w:r>
         <w:rPr>
           <w:rFonts w:ascii="Times New Roman" w:eastAsia="Times New Roman" w:hAnsi="Times New Roman" w:cs="Times New Roman"/>
@@ -11368,8 +11422,9 @@
         </w:rPr>
         <w:t>8.   Task 6: Model Evaluation</w:t>
       </w:r>
-      <w:bookmarkEnd w:id="100"/>
-    </w:p>
+      <w:bookmarkEnd w:id="64"/>
+    </w:p>
+    <w:bookmarkStart w:id="65" w:name="_Toc229722249"/>
     <w:p>
       <w:pPr>
         <w:pStyle w:val="Heading2"/>
@@ -11379,7 +11434,6 @@
           <w:rFonts w:ascii="Times New Roman" w:hAnsi="Times New Roman" w:cs="Times New Roman"/>
         </w:rPr>
       </w:pPr>
-      <w:bookmarkStart w:id="101" w:name="_Toc229722249"/>
       <w:r>
         <w:rPr>
           <w:rFonts w:ascii="Times New Roman" w:hAnsi="Times New Roman" w:cs="Times New Roman"/>
@@ -11431,9 +11485,9 @@
                                 <w:szCs w:val="20"/>
                               </w:rPr>
                             </w:pPr>
-                            <w:bookmarkStart w:id="102" w:name="_Toc229721326"/>
-                            <w:bookmarkStart w:id="103" w:name="_Toc229721428"/>
-                            <w:bookmarkStart w:id="104" w:name="_Toc229722273"/>
+                            <w:bookmarkStart w:id="66" w:name="_Toc229721326"/>
+                            <w:bookmarkStart w:id="67" w:name="_Toc229721428"/>
+                            <w:bookmarkStart w:id="68" w:name="_Toc229722273"/>
                             <w:r>
                               <w:t xml:space="preserve">Figure </w:t>
                             </w:r>
@@ -11448,9 +11502,9 @@
                             <w:r>
                               <w:t>: Logistic Regression — Accuracy, F1 Score, and Classification Report</w:t>
                             </w:r>
-                            <w:bookmarkEnd w:id="102"/>
-                            <w:bookmarkEnd w:id="103"/>
-                            <w:bookmarkEnd w:id="104"/>
+                            <w:bookmarkEnd w:id="66"/>
+                            <w:bookmarkEnd w:id="67"/>
+                            <w:bookmarkEnd w:id="68"/>
                           </w:p>
                         </w:txbxContent>
                       </wps:txbx>
@@ -11514,6 +11568,7 @@
           <w:rFonts w:ascii="Times New Roman" w:eastAsia="Times New Roman" w:hAnsi="Times New Roman" w:cs="Times New Roman"/>
           <w:i/>
           <w:iCs/>
+          <w:noProof/>
           <w:sz w:val="20"/>
           <w:szCs w:val="20"/>
         </w:rPr>
@@ -11577,7 +11632,7 @@
         </w:rPr>
         <w:t>8.1   Logistic Regression Results</w:t>
       </w:r>
-      <w:bookmarkEnd w:id="101"/>
+      <w:bookmarkEnd w:id="65"/>
     </w:p>
     <w:p>
       <w:pPr>
@@ -11639,9 +11694,9 @@
                                 <w:szCs w:val="20"/>
                               </w:rPr>
                             </w:pPr>
-                            <w:bookmarkStart w:id="108" w:name="_Toc229721327"/>
-                            <w:bookmarkStart w:id="109" w:name="_Toc229721429"/>
-                            <w:bookmarkStart w:id="110" w:name="_Toc229722274"/>
+                            <w:bookmarkStart w:id="69" w:name="_Toc229721327"/>
+                            <w:bookmarkStart w:id="70" w:name="_Toc229721429"/>
+                            <w:bookmarkStart w:id="71" w:name="_Toc229722274"/>
                             <w:r>
                               <w:t xml:space="preserve">Figure </w:t>
                             </w:r>
@@ -11659,9 +11714,9 @@
                             <w:r>
                               <w:t xml:space="preserve"> Confusion Matrix Heatmap — Logistic Regression</w:t>
                             </w:r>
-                            <w:bookmarkEnd w:id="108"/>
-                            <w:bookmarkEnd w:id="109"/>
-                            <w:bookmarkEnd w:id="110"/>
+                            <w:bookmarkEnd w:id="69"/>
+                            <w:bookmarkEnd w:id="70"/>
+                            <w:bookmarkEnd w:id="71"/>
                           </w:p>
                         </w:txbxContent>
                       </wps:txbx>
@@ -11729,6 +11784,7 @@
           <w:rFonts w:ascii="Times New Roman" w:eastAsia="Times New Roman" w:hAnsi="Times New Roman"/>
           <w:i/>
           <w:iCs/>
+          <w:noProof/>
           <w:sz w:val="20"/>
           <w:szCs w:val="20"/>
         </w:rPr>
@@ -11837,6 +11893,7 @@
         <w:t>. The confusion matrix showed 234 true negatives, 0 false positives, 3 false negatives, and 3 true positives. This means it correctly identified 3 out of the 6 depressed students in the test set, giving a recall of 50% for class 1. It was the only model that detected any depressed students at all.</w:t>
       </w:r>
     </w:p>
+    <w:bookmarkStart w:id="72" w:name="_Toc229722250"/>
     <w:p>
       <w:pPr>
         <w:pStyle w:val="Heading2"/>
@@ -11850,7 +11907,6 @@
           <w:szCs w:val="24"/>
         </w:rPr>
       </w:pPr>
-      <w:bookmarkStart w:id="114" w:name="_Toc229722250"/>
       <w:r>
         <w:rPr>
           <w:rFonts w:ascii="Times New Roman" w:hAnsi="Times New Roman" w:cs="Times New Roman"/>
@@ -11957,6 +12013,7 @@
           <w:rFonts w:ascii="Times New Roman" w:eastAsia="Times New Roman" w:hAnsi="Times New Roman" w:cs="Times New Roman"/>
           <w:i/>
           <w:iCs/>
+          <w:noProof/>
           <w:sz w:val="20"/>
           <w:szCs w:val="20"/>
         </w:rPr>
@@ -12100,6 +12157,7 @@
       <w:r>
         <w:rPr>
           <w:rFonts w:ascii="Times New Roman" w:hAnsi="Times New Roman" w:cs="Times New Roman"/>
+          <w:noProof/>
         </w:rPr>
         <w:drawing>
           <wp:anchor distT="0" distB="0" distL="114300" distR="114300" simplePos="0" relativeHeight="251714560" behindDoc="0" locked="0" layoutInCell="1" allowOverlap="1" wp14:anchorId="28D2293F" wp14:editId="245CF36A">
@@ -12161,7 +12219,7 @@
         </w:rPr>
         <w:t>8.2   Random Forest Results</w:t>
       </w:r>
-      <w:bookmarkEnd w:id="114"/>
+      <w:bookmarkEnd w:id="72"/>
     </w:p>
     <w:p>
       <w:pPr>
@@ -12216,6 +12274,7 @@
         <w:t>. The confusion matrix showed 234 true negatives, 0 false positives, 6 false negatives, and 0 true positives. It predicted class 0 for every single test sample and did not detect any depressed student. The high accuracy comes purely from the class imbalance, not from the model learning anything useful about the minority class.</w:t>
       </w:r>
     </w:p>
+    <w:bookmarkStart w:id="73" w:name="_Toc229722251"/>
     <w:p>
       <w:pPr>
         <w:pStyle w:val="Heading2"/>
@@ -12229,7 +12288,6 @@
           <w:szCs w:val="24"/>
         </w:rPr>
       </w:pPr>
-      <w:bookmarkStart w:id="115" w:name="_Toc229722251"/>
       <w:r>
         <w:rPr>
           <w:rFonts w:ascii="Times New Roman" w:hAnsi="Times New Roman" w:cs="Times New Roman"/>
@@ -12351,6 +12409,7 @@
       <w:r>
         <w:rPr>
           <w:rFonts w:ascii="Times New Roman" w:hAnsi="Times New Roman" w:cs="Times New Roman"/>
+          <w:noProof/>
         </w:rPr>
         <w:drawing>
           <wp:anchor distT="0" distB="0" distL="114300" distR="114300" simplePos="0" relativeHeight="251751424" behindDoc="0" locked="0" layoutInCell="1" allowOverlap="1" wp14:anchorId="3FE7669F" wp14:editId="7DB6DB28">
@@ -12510,6 +12569,7 @@
       <w:r>
         <w:rPr>
           <w:rFonts w:ascii="Times New Roman" w:hAnsi="Times New Roman" w:cs="Times New Roman"/>
+          <w:noProof/>
         </w:rPr>
         <w:drawing>
           <wp:anchor distT="0" distB="0" distL="114300" distR="114300" simplePos="0" relativeHeight="251739136" behindDoc="0" locked="0" layoutInCell="1" allowOverlap="1" wp14:anchorId="5A51C0CF" wp14:editId="092D441B">
@@ -12565,7 +12625,7 @@
         </w:rPr>
         <w:t>8.3   K-Nearest Neighbors Results</w:t>
       </w:r>
-      <w:bookmarkEnd w:id="115"/>
+      <w:bookmarkEnd w:id="73"/>
     </w:p>
     <w:p>
       <w:pPr>
@@ -12670,7 +12730,7 @@
           <w:rFonts w:ascii="Times New Roman" w:hAnsi="Times New Roman" w:cs="Times New Roman"/>
         </w:rPr>
       </w:pPr>
-      <w:bookmarkStart w:id="116" w:name="_Toc229722252"/>
+      <w:bookmarkStart w:id="74" w:name="_Toc229722252"/>
       <w:r>
         <w:rPr>
           <w:rFonts w:ascii="Times New Roman" w:eastAsia="Times New Roman" w:hAnsi="Times New Roman" w:cs="Times New Roman"/>
@@ -12682,7 +12742,7 @@
         <w:lastRenderedPageBreak/>
         <w:t>9.   Comparison of Models</w:t>
       </w:r>
-      <w:bookmarkEnd w:id="116"/>
+      <w:bookmarkEnd w:id="74"/>
     </w:p>
     <w:p>
       <w:pPr>
@@ -12690,7 +12750,7 @@
         <w:spacing w:line="360" w:lineRule="auto"/>
         <w:jc w:val="center"/>
       </w:pPr>
-      <w:bookmarkStart w:id="117" w:name="_Toc229722278"/>
+      <w:bookmarkStart w:id="75" w:name="_Toc229722278"/>
       <w:r>
         <w:t xml:space="preserve">Table </w:t>
       </w:r>
@@ -12705,7 +12765,7 @@
       <w:r>
         <w:t>: Model Comparison Summary</w:t>
       </w:r>
-      <w:bookmarkEnd w:id="117"/>
+      <w:bookmarkEnd w:id="75"/>
     </w:p>
     <w:tbl>
       <w:tblPr>
@@ -12731,12 +12791,6 @@
         <w:gridCol w:w="3172"/>
       </w:tblGrid>
       <w:tr>
-        <w:tblPrEx>
-          <w:tblCellMar>
-            <w:top w:w="0" w:type="dxa"/>
-            <w:bottom w:w="0" w:type="dxa"/>
-          </w:tblCellMar>
-        </w:tblPrEx>
         <w:trPr>
           <w:trHeight w:val="372"/>
           <w:tblHeader/>
@@ -12879,12 +12933,6 @@
         </w:tc>
       </w:tr>
       <w:tr>
-        <w:tblPrEx>
-          <w:tblCellMar>
-            <w:top w:w="0" w:type="dxa"/>
-            <w:bottom w:w="0" w:type="dxa"/>
-          </w:tblCellMar>
-        </w:tblPrEx>
         <w:trPr>
           <w:trHeight w:val="896"/>
         </w:trPr>
@@ -13030,12 +13078,6 @@
         </w:tc>
       </w:tr>
       <w:tr>
-        <w:tblPrEx>
-          <w:tblCellMar>
-            <w:top w:w="0" w:type="dxa"/>
-            <w:bottom w:w="0" w:type="dxa"/>
-          </w:tblCellMar>
-        </w:tblPrEx>
         <w:trPr>
           <w:trHeight w:val="888"/>
         </w:trPr>
@@ -13169,12 +13211,6 @@
         </w:tc>
       </w:tr>
       <w:tr>
-        <w:tblPrEx>
-          <w:tblCellMar>
-            <w:top w:w="0" w:type="dxa"/>
-            <w:bottom w:w="0" w:type="dxa"/>
-          </w:tblCellMar>
-        </w:tblPrEx>
         <w:trPr>
           <w:trHeight w:val="896"/>
         </w:trPr>
@@ -13326,7 +13362,7 @@
           <w:rFonts w:ascii="Times New Roman" w:hAnsi="Times New Roman" w:cs="Times New Roman"/>
         </w:rPr>
       </w:pPr>
-      <w:bookmarkStart w:id="118" w:name="_Toc229722253"/>
+      <w:bookmarkStart w:id="76" w:name="_Toc229722253"/>
       <w:r>
         <w:rPr>
           <w:rFonts w:ascii="Times New Roman" w:eastAsia="Times New Roman" w:hAnsi="Times New Roman" w:cs="Times New Roman"/>
@@ -13337,7 +13373,7 @@
         </w:rPr>
         <w:t>10.   Result Interpretation</w:t>
       </w:r>
-      <w:bookmarkEnd w:id="118"/>
+      <w:bookmarkEnd w:id="76"/>
     </w:p>
     <w:p>
       <w:pPr>
@@ -13352,7 +13388,7 @@
           <w:szCs w:val="24"/>
         </w:rPr>
       </w:pPr>
-      <w:bookmarkStart w:id="119" w:name="_Toc229722254"/>
+      <w:bookmarkStart w:id="77" w:name="_Toc229722254"/>
       <w:r>
         <w:rPr>
           <w:rFonts w:ascii="Times New Roman" w:eastAsia="Times New Roman" w:hAnsi="Times New Roman" w:cs="Times New Roman"/>
@@ -13363,7 +13399,7 @@
         </w:rPr>
         <w:t>10.1   Best Model</w:t>
       </w:r>
-      <w:bookmarkEnd w:id="119"/>
+      <w:bookmarkEnd w:id="77"/>
     </w:p>
     <w:p>
       <w:pPr>
@@ -13406,7 +13442,7 @@
           <w:rFonts w:ascii="Times New Roman" w:hAnsi="Times New Roman" w:cs="Times New Roman"/>
         </w:rPr>
       </w:pPr>
-      <w:bookmarkStart w:id="120" w:name="_Toc229722255"/>
+      <w:bookmarkStart w:id="78" w:name="_Toc229722255"/>
       <w:r>
         <w:rPr>
           <w:rFonts w:ascii="Times New Roman" w:eastAsia="Times New Roman" w:hAnsi="Times New Roman" w:cs="Times New Roman"/>
@@ -13417,7 +13453,7 @@
         </w:rPr>
         <w:t>10.2   Observations from the Data</w:t>
       </w:r>
-      <w:bookmarkEnd w:id="120"/>
+      <w:bookmarkEnd w:id="78"/>
     </w:p>
     <w:p>
       <w:pPr>
@@ -13459,7 +13495,7 @@
           <w:rFonts w:ascii="Times New Roman" w:hAnsi="Times New Roman" w:cs="Times New Roman"/>
         </w:rPr>
       </w:pPr>
-      <w:bookmarkStart w:id="121" w:name="_Toc229722256"/>
+      <w:bookmarkStart w:id="79" w:name="_Toc229722256"/>
       <w:r>
         <w:rPr>
           <w:rFonts w:ascii="Times New Roman" w:eastAsia="Times New Roman" w:hAnsi="Times New Roman" w:cs="Times New Roman"/>
@@ -13471,7 +13507,7 @@
         <w:lastRenderedPageBreak/>
         <w:t>10.3   Three Insights from the Visualizations</w:t>
       </w:r>
-      <w:bookmarkEnd w:id="121"/>
+      <w:bookmarkEnd w:id="79"/>
     </w:p>
     <w:p>
       <w:pPr>
@@ -13570,7 +13606,7 @@
           <w:rFonts w:ascii="Times New Roman" w:hAnsi="Times New Roman" w:cs="Times New Roman"/>
         </w:rPr>
       </w:pPr>
-      <w:bookmarkStart w:id="122" w:name="_Toc229722257"/>
+      <w:bookmarkStart w:id="80" w:name="_Toc229722257"/>
       <w:r>
         <w:rPr>
           <w:rFonts w:ascii="Times New Roman" w:eastAsia="Times New Roman" w:hAnsi="Times New Roman" w:cs="Times New Roman"/>
@@ -13581,7 +13617,7 @@
         </w:rPr>
         <w:t>10.4   Limitations and Possible Improvements</w:t>
       </w:r>
-      <w:bookmarkEnd w:id="122"/>
+      <w:bookmarkEnd w:id="80"/>
     </w:p>
     <w:p>
       <w:pPr>
@@ -13615,7 +13651,7 @@
           <w:szCs w:val="28"/>
         </w:rPr>
       </w:pPr>
-      <w:bookmarkStart w:id="123" w:name="_Toc229722258"/>
+      <w:bookmarkStart w:id="81" w:name="_Toc229722258"/>
       <w:r>
         <w:rPr>
           <w:rFonts w:ascii="Times New Roman" w:eastAsia="Times New Roman" w:hAnsi="Times New Roman" w:cs="Times New Roman"/>
@@ -13626,7 +13662,7 @@
         </w:rPr>
         <w:t>11.   Conclusion</w:t>
       </w:r>
-      <w:bookmarkEnd w:id="123"/>
+      <w:bookmarkEnd w:id="81"/>
     </w:p>
     <w:p>
       <w:pPr>
@@ -13732,7 +13768,7 @@
           <w:rFonts w:ascii="Times New Roman" w:hAnsi="Times New Roman" w:cs="Times New Roman"/>
         </w:rPr>
       </w:pPr>
-      <w:bookmarkStart w:id="124" w:name="_Toc229722259"/>
+      <w:bookmarkStart w:id="82" w:name="_Toc229722259"/>
       <w:r>
         <w:rPr>
           <w:rFonts w:ascii="Times New Roman" w:eastAsia="Times New Roman" w:hAnsi="Times New Roman" w:cs="Times New Roman"/>
@@ -13744,7 +13780,7 @@
         <w:lastRenderedPageBreak/>
         <w:t>References</w:t>
       </w:r>
-      <w:bookmarkEnd w:id="124"/>
+      <w:bookmarkEnd w:id="82"/>
     </w:p>
     <w:p>
       <w:pPr>
@@ -13765,21 +13801,7 @@
             <w:rStyle w:val="Hyperlink"/>
             <w:rFonts w:ascii="Times New Roman" w:hAnsi="Times New Roman"/>
           </w:rPr>
-          <w:t>Teen Mental Healt</w:t>
-        </w:r>
-        <w:r>
-          <w:rPr>
-            <w:rStyle w:val="Hyperlink"/>
-            <w:rFonts w:ascii="Times New Roman" w:hAnsi="Times New Roman"/>
-          </w:rPr>
-          <w:t>h</w:t>
-        </w:r>
-        <w:r>
-          <w:rPr>
-            <w:rStyle w:val="Hyperlink"/>
-            <w:rFonts w:ascii="Times New Roman" w:hAnsi="Times New Roman"/>
-          </w:rPr>
-          <w:t xml:space="preserve"> Dataset</w:t>
+          <w:t>Teen Mental Health Dataset</w:t>
         </w:r>
       </w:hyperlink>
     </w:p>
@@ -13825,49 +13847,7 @@
           <w:rStyle w:val="Hyperlink"/>
           <w:rFonts w:ascii="Times New Roman" w:hAnsi="Times New Roman"/>
         </w:rPr>
-        <w:t>Sciki</w:t>
-      </w:r>
-      <w:r>
-        <w:rPr>
-          <w:rStyle w:val="Hyperlink"/>
-          <w:rFonts w:ascii="Times New Roman" w:hAnsi="Times New Roman"/>
-        </w:rPr>
-        <w:t>t</w:t>
-      </w:r>
-      <w:r>
-        <w:rPr>
-          <w:rStyle w:val="Hyperlink"/>
-          <w:rFonts w:ascii="Times New Roman" w:hAnsi="Times New Roman"/>
-        </w:rPr>
-        <w:t>-learn: Mac</w:t>
-      </w:r>
-      <w:r>
-        <w:rPr>
-          <w:rStyle w:val="Hyperlink"/>
-          <w:rFonts w:ascii="Times New Roman" w:hAnsi="Times New Roman"/>
-        </w:rPr>
-        <w:t>h</w:t>
-      </w:r>
-      <w:r>
-        <w:rPr>
-          <w:rStyle w:val="Hyperlink"/>
-          <w:rFonts w:ascii="Times New Roman" w:hAnsi="Times New Roman"/>
-        </w:rPr>
-        <w:t>ine Learnin</w:t>
-      </w:r>
-      <w:r>
-        <w:rPr>
-          <w:rStyle w:val="Hyperlink"/>
-          <w:rFonts w:ascii="Times New Roman" w:hAnsi="Times New Roman"/>
-        </w:rPr>
-        <w:t>g</w:t>
-      </w:r>
-      <w:r>
-        <w:rPr>
-          <w:rStyle w:val="Hyperlink"/>
-          <w:rFonts w:ascii="Times New Roman" w:hAnsi="Times New Roman"/>
-        </w:rPr>
-        <w:t xml:space="preserve"> in Python</w:t>
+        <w:t>Scikit-learn: Machine Learning in Python</w:t>
       </w:r>
     </w:p>
     <w:p>
@@ -13895,49 +13875,7 @@
             <w:rStyle w:val="Hyperlink"/>
             <w:rFonts w:ascii="Times New Roman" w:hAnsi="Times New Roman"/>
           </w:rPr>
-          <w:t>Data Struct</w:t>
-        </w:r>
-        <w:r>
-          <w:rPr>
-            <w:rStyle w:val="Hyperlink"/>
-            <w:rFonts w:ascii="Times New Roman" w:hAnsi="Times New Roman"/>
-          </w:rPr>
-          <w:t>u</w:t>
-        </w:r>
-        <w:r>
-          <w:rPr>
-            <w:rStyle w:val="Hyperlink"/>
-            <w:rFonts w:ascii="Times New Roman" w:hAnsi="Times New Roman"/>
-          </w:rPr>
-          <w:t>res fo</w:t>
-        </w:r>
-        <w:r>
-          <w:rPr>
-            <w:rStyle w:val="Hyperlink"/>
-            <w:rFonts w:ascii="Times New Roman" w:hAnsi="Times New Roman"/>
-          </w:rPr>
-          <w:t>r</w:t>
-        </w:r>
-        <w:r>
-          <w:rPr>
-            <w:rStyle w:val="Hyperlink"/>
-            <w:rFonts w:ascii="Times New Roman" w:hAnsi="Times New Roman"/>
-          </w:rPr>
-          <w:t xml:space="preserve"> Sta</w:t>
-        </w:r>
-        <w:r>
-          <w:rPr>
-            <w:rStyle w:val="Hyperlink"/>
-            <w:rFonts w:ascii="Times New Roman" w:hAnsi="Times New Roman"/>
-          </w:rPr>
-          <w:t>t</w:t>
-        </w:r>
-        <w:r>
-          <w:rPr>
-            <w:rStyle w:val="Hyperlink"/>
-            <w:rFonts w:ascii="Times New Roman" w:hAnsi="Times New Roman"/>
-          </w:rPr>
-          <w:t>istical Computing in Python</w:t>
+          <w:t>Data Structures for Statistical Computing in Python</w:t>
         </w:r>
       </w:hyperlink>
     </w:p>
@@ -13962,25 +13900,7 @@
             <w:sz w:val="24"/>
             <w:szCs w:val="24"/>
           </w:rPr>
-          <w:t xml:space="preserve">Seaborn: Statistical </w:t>
-        </w:r>
-        <w:r>
-          <w:rPr>
-            <w:rStyle w:val="Hyperlink"/>
-            <w:rFonts w:ascii="Times New Roman" w:eastAsia="Times New Roman" w:hAnsi="Times New Roman"/>
-            <w:sz w:val="24"/>
-            <w:szCs w:val="24"/>
-          </w:rPr>
-          <w:t>D</w:t>
-        </w:r>
-        <w:r>
-          <w:rPr>
-            <w:rStyle w:val="Hyperlink"/>
-            <w:rFonts w:ascii="Times New Roman" w:eastAsia="Times New Roman" w:hAnsi="Times New Roman"/>
-            <w:sz w:val="24"/>
-            <w:szCs w:val="24"/>
-          </w:rPr>
-          <w:t>ata Visualization</w:t>
+          <w:t>Seaborn: Statistical Data Visualization</w:t>
         </w:r>
       </w:hyperlink>
     </w:p>
@@ -14003,86 +13923,102 @@
             <w:rStyle w:val="Hyperlink"/>
             <w:rFonts w:ascii="Times New Roman" w:hAnsi="Times New Roman"/>
           </w:rPr>
-          <w:t>Matplotlib</w:t>
+          <w:t>Matplotlib: A 2D Graphics Environment</w:t>
         </w:r>
+      </w:hyperlink>
+      <w:r>
+        <w:rPr>
+          <w:rFonts w:ascii="Times New Roman" w:hAnsi="Times New Roman"/>
+        </w:rPr>
+        <w:br w:type="page"/>
+      </w:r>
+    </w:p>
+    <w:p>
+      <w:pPr>
+        <w:spacing w:line="360" w:lineRule="auto"/>
+        <w:jc w:val="both"/>
+        <w:rPr>
+          <w:rFonts w:ascii="Times New Roman" w:hAnsi="Times New Roman"/>
+        </w:rPr>
+      </w:pPr>
+    </w:p>
+    <w:p>
+      <w:pPr>
+        <w:pStyle w:val="Heading1"/>
+        <w:spacing w:line="360" w:lineRule="auto"/>
+        <w:jc w:val="both"/>
+        <w:rPr>
+          <w:rFonts w:ascii="Times New Roman" w:hAnsi="Times New Roman" w:cs="Times New Roman"/>
+        </w:rPr>
+      </w:pPr>
+      <w:bookmarkStart w:id="83" w:name="_Toc229722260"/>
+      <w:r>
+        <w:rPr>
+          <w:rFonts w:ascii="Times New Roman" w:eastAsia="Times New Roman" w:hAnsi="Times New Roman" w:cs="Times New Roman"/>
+          <w:b/>
+          <w:bCs/>
+          <w:sz w:val="28"/>
+          <w:szCs w:val="28"/>
+        </w:rPr>
+        <w:t>Appendix: Python Code</w:t>
+      </w:r>
+      <w:bookmarkEnd w:id="83"/>
+    </w:p>
+    <w:p>
+      <w:pPr>
+        <w:spacing w:line="360" w:lineRule="auto"/>
+        <w:jc w:val="both"/>
+        <w:rPr>
+          <w:rFonts w:ascii="Times New Roman" w:eastAsia="Times New Roman" w:hAnsi="Times New Roman"/>
+          <w:sz w:val="24"/>
+          <w:szCs w:val="24"/>
+        </w:rPr>
+      </w:pPr>
+      <w:r>
+        <w:rPr>
+          <w:rFonts w:ascii="Times New Roman" w:eastAsia="Times New Roman" w:hAnsi="Times New Roman"/>
+          <w:sz w:val="24"/>
+          <w:szCs w:val="24"/>
+        </w:rPr>
+        <w:t>The complete code was written across 16 cells in Google Colab. Each cell is shown below in the order it was run.</w:t>
+      </w:r>
+    </w:p>
+    <w:p>
+      <w:pPr>
+        <w:spacing w:line="360" w:lineRule="auto"/>
+        <w:jc w:val="both"/>
+        <w:rPr>
+          <w:rFonts w:ascii="Times New Roman" w:eastAsia="Times New Roman" w:hAnsi="Times New Roman"/>
+          <w:sz w:val="24"/>
+          <w:szCs w:val="24"/>
+        </w:rPr>
+      </w:pPr>
+      <w:r>
+        <w:rPr>
+          <w:rFonts w:ascii="Times New Roman" w:eastAsia="Times New Roman" w:hAnsi="Times New Roman"/>
+          <w:sz w:val="24"/>
+          <w:szCs w:val="24"/>
+        </w:rPr>
+        <w:t xml:space="preserve">Notebook Link: </w:t>
+      </w:r>
+    </w:p>
+    <w:p>
+      <w:pPr>
+        <w:spacing w:line="360" w:lineRule="auto"/>
+        <w:jc w:val="both"/>
+        <w:rPr>
+          <w:rFonts w:ascii="Times New Roman" w:hAnsi="Times New Roman"/>
+        </w:rPr>
+      </w:pPr>
+      <w:hyperlink r:id="rId34" w:history="1">
         <w:r>
           <w:rPr>
             <w:rStyle w:val="Hyperlink"/>
             <w:rFonts w:ascii="Times New Roman" w:hAnsi="Times New Roman"/>
           </w:rPr>
-          <w:t>:</w:t>
-        </w:r>
-        <w:r>
-          <w:rPr>
-            <w:rStyle w:val="Hyperlink"/>
-            <w:rFonts w:ascii="Times New Roman" w:hAnsi="Times New Roman"/>
-          </w:rPr>
-          <w:t xml:space="preserve"> A 2D Graphics Environment</w:t>
+          <w:t>https://colab.research.google.com/drive/1O-A77ASsOVUkPbJWKKZn5oYEjGny1A3D?usp=sharing</w:t>
         </w:r>
       </w:hyperlink>
-      <w:r>
-        <w:rPr>
-          <w:rFonts w:ascii="Times New Roman" w:hAnsi="Times New Roman"/>
-        </w:rPr>
-        <w:br w:type="page"/>
-      </w:r>
-    </w:p>
-    <w:p>
-      <w:pPr>
-        <w:spacing w:line="360" w:lineRule="auto"/>
-        <w:jc w:val="both"/>
-        <w:rPr>
-          <w:rFonts w:ascii="Times New Roman" w:hAnsi="Times New Roman"/>
-        </w:rPr>
-      </w:pPr>
-    </w:p>
-    <w:p>
-      <w:pPr>
-        <w:pStyle w:val="Heading1"/>
-        <w:spacing w:line="360" w:lineRule="auto"/>
-        <w:jc w:val="both"/>
-        <w:rPr>
-          <w:rFonts w:ascii="Times New Roman" w:hAnsi="Times New Roman" w:cs="Times New Roman"/>
-        </w:rPr>
-      </w:pPr>
-      <w:bookmarkStart w:id="125" w:name="_Toc229722260"/>
-      <w:r>
-        <w:rPr>
-          <w:rFonts w:ascii="Times New Roman" w:eastAsia="Times New Roman" w:hAnsi="Times New Roman" w:cs="Times New Roman"/>
-          <w:b/>
-          <w:bCs/>
-          <w:sz w:val="28"/>
-          <w:szCs w:val="28"/>
-        </w:rPr>
-        <w:t>Appendix: Python Code</w:t>
-      </w:r>
-      <w:bookmarkEnd w:id="125"/>
-    </w:p>
-    <w:p>
-      <w:pPr>
-        <w:spacing w:line="360" w:lineRule="auto"/>
-        <w:jc w:val="both"/>
-        <w:rPr>
-          <w:rFonts w:ascii="Times New Roman" w:hAnsi="Times New Roman"/>
-        </w:rPr>
-      </w:pPr>
-      <w:r>
-        <w:rPr>
-          <w:rFonts w:ascii="Times New Roman" w:eastAsia="Times New Roman" w:hAnsi="Times New Roman"/>
-          <w:sz w:val="24"/>
-          <w:szCs w:val="24"/>
-        </w:rPr>
-        <w:t>The complete code was written across 16 cells in Google Colab. Each cell is shown below in the order it was run.</w:t>
-      </w:r>
-    </w:p>
-    <w:p>
-      <w:pPr>
-        <w:spacing w:line="360" w:lineRule="auto"/>
-        <w:jc w:val="both"/>
-        <w:rPr>
-          <w:rFonts w:ascii="Times New Roman" w:hAnsi="Times New Roman"/>
-        </w:rPr>
-      </w:pPr>
     </w:p>
     <w:p>
       <w:pPr>
@@ -14543,6 +14479,7 @@
           <w:sz w:val="18"/>
           <w:szCs w:val="18"/>
         </w:rPr>
+        <w:lastRenderedPageBreak/>
         <w:t>print(df.dtypes)</w:t>
       </w:r>
     </w:p>
@@ -14575,7 +14512,6 @@
           <w:sz w:val="20"/>
           <w:szCs w:val="20"/>
         </w:rPr>
-        <w:lastRenderedPageBreak/>
         <w:t>Block 4 — Dataset Info</w:t>
       </w:r>
     </w:p>
@@ -15162,7 +15098,6 @@
           <w:sz w:val="18"/>
           <w:szCs w:val="18"/>
         </w:rPr>
-        <w:lastRenderedPageBreak/>
         <w:t>df['daily_social_media_hours'].hist(bins=20, color='steelblue', edgecolor='black')</w:t>
       </w:r>
     </w:p>
@@ -15714,6 +15649,7 @@
           <w:sz w:val="18"/>
           <w:szCs w:val="18"/>
         </w:rPr>
+        <w:lastRenderedPageBreak/>
         <w:t>plt.xticks(rotation=0)</w:t>
       </w:r>
     </w:p>
@@ -16314,6 +16250,7 @@
           <w:sz w:val="18"/>
           <w:szCs w:val="18"/>
         </w:rPr>
+        <w:lastRenderedPageBreak/>
         <w:t xml:space="preserve">                'stress_level', 'anxiety_level', 'addiction_level']</w:t>
       </w:r>
     </w:p>
@@ -16348,7 +16285,6 @@
           <w:sz w:val="18"/>
           <w:szCs w:val="18"/>
         </w:rPr>
-        <w:lastRenderedPageBreak/>
         <w:t>X = df[feature_cols]</w:t>
       </w:r>
     </w:p>
@@ -16878,6 +16814,7 @@
           <w:sz w:val="20"/>
           <w:szCs w:val="20"/>
         </w:rPr>
+        <w:lastRenderedPageBreak/>
         <w:t>Block 12 — Logistic Regression Training and Evaluation</w:t>
       </w:r>
     </w:p>
@@ -16913,7 +16850,6 @@
           <w:sz w:val="18"/>
           <w:szCs w:val="18"/>
         </w:rPr>
-        <w:lastRenderedPageBreak/>
         <w:t>lr_model  = LogisticRegression(max_iter=1000, random_state=42)</w:t>
       </w:r>
     </w:p>
@@ -17479,6 +17415,7 @@
           <w:sz w:val="18"/>
           <w:szCs w:val="18"/>
         </w:rPr>
+        <w:lastRenderedPageBreak/>
         <w:t>print('Classification Report:')</w:t>
       </w:r>
     </w:p>
@@ -18040,6 +17977,7 @@
           <w:sz w:val="18"/>
           <w:szCs w:val="18"/>
         </w:rPr>
+        <w:lastRenderedPageBreak/>
         <w:t>for ax, (name, preds) in zip(axes, models_results):</w:t>
       </w:r>
     </w:p>
@@ -18082,7 +18020,6 @@
           <w:sz w:val="18"/>
           <w:szCs w:val="18"/>
         </w:rPr>
-        <w:lastRenderedPageBreak/>
         <w:t xml:space="preserve">    sns.heatmap(cm, annot=True, fmt='d', cmap='Blues', ax=ax,</w:t>
       </w:r>
     </w:p>
@@ -18696,9 +18633,9 @@
                                 <w:szCs w:val="22"/>
                               </w:rPr>
                             </w:pPr>
-                            <w:bookmarkStart w:id="126" w:name="_Toc229721328"/>
-                            <w:bookmarkStart w:id="127" w:name="_Toc229721430"/>
-                            <w:bookmarkStart w:id="128" w:name="_Toc229722275"/>
+                            <w:bookmarkStart w:id="84" w:name="_Toc229721328"/>
+                            <w:bookmarkStart w:id="85" w:name="_Toc229721430"/>
+                            <w:bookmarkStart w:id="86" w:name="_Toc229722275"/>
                             <w:r>
                               <w:t xml:space="preserve">Figure </w:t>
                             </w:r>
@@ -18724,9 +18661,9 @@
                             <w:r>
                               <w:t>all 16 cells executed</w:t>
                             </w:r>
-                            <w:bookmarkEnd w:id="126"/>
-                            <w:bookmarkEnd w:id="127"/>
-                            <w:bookmarkEnd w:id="128"/>
+                            <w:bookmarkEnd w:id="84"/>
+                            <w:bookmarkEnd w:id="85"/>
+                            <w:bookmarkEnd w:id="86"/>
                           </w:p>
                         </w:txbxContent>
                       </wps:txbx>
@@ -18799,6 +18736,7 @@
       <w:r>
         <w:rPr>
           <w:rFonts w:ascii="Times New Roman" w:hAnsi="Times New Roman"/>
+          <w:noProof/>
           <w:sz w:val="20"/>
           <w:szCs w:val="20"/>
         </w:rPr>
@@ -18826,7 +18764,7 @@
                     <pic:cNvPicPr/>
                   </pic:nvPicPr>
                   <pic:blipFill>
-                    <a:blip r:embed="rId34"/>
+                    <a:blip r:embed="rId35"/>
                     <a:stretch>
                       <a:fillRect/>
                     </a:stretch>
@@ -18865,7 +18803,7 @@
       </w:pPr>
     </w:p>
     <w:sectPr>
-      <w:footerReference w:type="default" r:id="rId35"/>
+      <w:footerReference w:type="default" r:id="rId36"/>
       <w:pgSz w:w="11906" w:h="16838" w:code="9"/>
       <w:pgMar w:top="1440" w:right="1440" w:bottom="1440" w:left="1440" w:header="720" w:footer="720" w:gutter="0"/>
       <w:pgNumType w:start="1"/>
@@ -20878,6 +20816,7 @@
   <w:style w:type="character" w:default="1" w:styleId="DefaultParagraphFont">
     <w:name w:val="Default Paragraph Font"/>
     <w:uiPriority w:val="1"/>
+    <w:semiHidden/>
     <w:unhideWhenUsed/>
   </w:style>
   <w:style w:type="table" w:default="1" w:styleId="TableNormal">
